--- a/Semana 09.docx
+++ b/Semana 09.docx
@@ -1,6 +1,6 @@
 
 <file path=word/document.xml><?xml version="1.0" encoding="utf-8"?>
-<w:document xmlns:wpc="http://schemas.microsoft.com/office/word/2010/wordprocessingCanvas" xmlns:cx="http://schemas.microsoft.com/office/drawing/2014/chartex" xmlns:cx1="http://schemas.microsoft.com/office/drawing/2015/9/8/chartex" xmlns:cx2="http://schemas.microsoft.com/office/drawing/2015/10/21/chartex" xmlns:cx3="http://schemas.microsoft.com/office/drawing/2016/5/9/chartex" xmlns:cx4="http://schemas.microsoft.com/office/drawing/2016/5/10/chartex" xmlns:cx5="http://schemas.microsoft.com/office/drawing/2016/5/11/chartex" xmlns:cx6="http://schemas.microsoft.com/office/drawing/2016/5/12/chartex" xmlns:cx7="http://schemas.microsoft.com/office/drawing/2016/5/13/chartex" xmlns:cx8="http://schemas.microsoft.com/office/drawing/2016/5/14/chartex" xmlns:mc="http://schemas.openxmlformats.org/markup-compatibility/2006" xmlns:aink="http://schemas.microsoft.com/office/drawing/2016/ink" xmlns:am3d="http://schemas.microsoft.com/office/drawing/2017/model3d" xmlns:o="urn:schemas-microsoft-com:office:office" xmlns:oel="http://schemas.microsoft.com/office/2019/extlst" xmlns:r="http://schemas.openxmlformats.org/officeDocument/2006/relationships" xmlns:m="http://schemas.openxmlformats.org/officeDocument/2006/math" xmlns:v="urn:schemas-microsoft-com:vml" xmlns:wp14="http://schemas.microsoft.com/office/word/2010/wordprocessingDrawing" xmlns:wp="http://schemas.openxmlformats.org/drawingml/2006/wordprocessingDrawing" xmlns:w10="urn:schemas-microsoft-com:office:word" xmlns:w="http://schemas.openxmlformats.org/wordprocessingml/2006/main" xmlns:w14="http://schemas.microsoft.com/office/word/2010/wordml" xmlns:w15="http://schemas.microsoft.com/office/word/2012/wordml" xmlns:w16cex="http://schemas.microsoft.com/office/word/2018/wordml/cex" xmlns:w16cid="http://schemas.microsoft.com/office/word/2016/wordml/cid" xmlns:w16="http://schemas.microsoft.com/office/word/2018/wordml" xmlns:w16sdtdh="http://schemas.microsoft.com/office/word/2020/wordml/sdtdatahash" xmlns:w16se="http://schemas.microsoft.com/office/word/2015/wordml/symex" xmlns:wpg="http://schemas.microsoft.com/office/word/2010/wordprocessingGroup" xmlns:wpi="http://schemas.microsoft.com/office/word/2010/wordprocessingInk" xmlns:wne="http://schemas.microsoft.com/office/word/2006/wordml" xmlns:wps="http://schemas.microsoft.com/office/word/2010/wordprocessingShape" mc:Ignorable="w14 w15 w16se w16cid w16 w16cex w16sdtdh wp14">
+<w:document xmlns:wpc="http://schemas.microsoft.com/office/word/2010/wordprocessingCanvas" xmlns:cx="http://schemas.microsoft.com/office/drawing/2014/chartex" xmlns:cx1="http://schemas.microsoft.com/office/drawing/2015/9/8/chartex" xmlns:cx2="http://schemas.microsoft.com/office/drawing/2015/10/21/chartex" xmlns:cx3="http://schemas.microsoft.com/office/drawing/2016/5/9/chartex" xmlns:cx4="http://schemas.microsoft.com/office/drawing/2016/5/10/chartex" xmlns:cx5="http://schemas.microsoft.com/office/drawing/2016/5/11/chartex" xmlns:cx6="http://schemas.microsoft.com/office/drawing/2016/5/12/chartex" xmlns:cx7="http://schemas.microsoft.com/office/drawing/2016/5/13/chartex" xmlns:cx8="http://schemas.microsoft.com/office/drawing/2016/5/14/chartex" xmlns:mc="http://schemas.openxmlformats.org/markup-compatibility/2006" xmlns:aink="http://schemas.microsoft.com/office/drawing/2016/ink" xmlns:am3d="http://schemas.microsoft.com/office/drawing/2017/model3d" xmlns:o="urn:schemas-microsoft-com:office:office" xmlns:oel="http://schemas.microsoft.com/office/2019/extlst" xmlns:r="http://schemas.openxmlformats.org/officeDocument/2006/relationships" xmlns:m="http://schemas.openxmlformats.org/officeDocument/2006/math" xmlns:v="urn:schemas-microsoft-com:vml" xmlns:wp14="http://schemas.microsoft.com/office/word/2010/wordprocessingDrawing" xmlns:wp="http://schemas.openxmlformats.org/drawingml/2006/wordprocessingDrawing" xmlns:w10="urn:schemas-microsoft-com:office:word" xmlns:w="http://schemas.openxmlformats.org/wordprocessingml/2006/main" xmlns:w14="http://schemas.microsoft.com/office/word/2010/wordml" xmlns:w15="http://schemas.microsoft.com/office/word/2012/wordml" xmlns:w16cex="http://schemas.microsoft.com/office/word/2018/wordml/cex" xmlns:w16cid="http://schemas.microsoft.com/office/word/2016/wordml/cid" xmlns:w16="http://schemas.microsoft.com/office/word/2018/wordml" xmlns:w16du="http://schemas.microsoft.com/office/word/2023/wordml/word16du" xmlns:w16sdtdh="http://schemas.microsoft.com/office/word/2020/wordml/sdtdatahash" xmlns:w16sdtfl="http://schemas.microsoft.com/office/word/2024/wordml/sdtformatlock" xmlns:w16se="http://schemas.microsoft.com/office/word/2015/wordml/symex" xmlns:wpg="http://schemas.microsoft.com/office/word/2010/wordprocessingGroup" xmlns:wpi="http://schemas.microsoft.com/office/word/2010/wordprocessingInk" xmlns:wne="http://schemas.microsoft.com/office/word/2006/wordml" xmlns:wps="http://schemas.microsoft.com/office/word/2010/wordprocessingShape" mc:Ignorable="w14 w15 w16se w16cid w16 w16cex w16sdtdh w16sdtfl w16du wp14">
   <w:body>
     <w:p>
       <w:pPr>
@@ -404,7 +404,7 @@
     </w:p>
     <w:p>
       <w:pPr>
-        <w:pStyle w:val="Ttulo2"/>
+        <w:pStyle w:val="Heading2"/>
         <w:ind w:right="174"/>
         <w:jc w:val="right"/>
         <w:rPr>
@@ -428,7 +428,7 @@
     </w:p>
     <w:p>
       <w:pPr>
-        <w:pStyle w:val="Ttulo2"/>
+        <w:pStyle w:val="Heading2"/>
         <w:ind w:right="174"/>
         <w:rPr>
           <w:rFonts w:ascii="Calibri" w:eastAsia="Calibri" w:hAnsi="Calibri" w:cs="Calibri"/>
@@ -451,7 +451,7 @@
     </w:p>
     <w:p>
       <w:pPr>
-        <w:pStyle w:val="Ttulo2"/>
+        <w:pStyle w:val="Heading2"/>
         <w:ind w:right="174"/>
         <w:jc w:val="right"/>
         <w:rPr>
@@ -476,7 +476,7 @@
     </w:p>
     <w:p>
       <w:pPr>
-        <w:pStyle w:val="Ttulo2"/>
+        <w:pStyle w:val="Heading2"/>
         <w:ind w:right="174"/>
         <w:jc w:val="right"/>
         <w:rPr>
@@ -495,51 +495,7 @@
           <w:sz w:val="31"/>
           <w:szCs w:val="24"/>
         </w:rPr>
-        <w:t xml:space="preserve">Mg. </w:t>
-      </w:r>
-      <w:proofErr w:type="spellStart"/>
-      <w:r>
-        <w:rPr>
-          <w:rFonts w:ascii="Calibri" w:eastAsia="Calibri" w:hAnsi="Calibri" w:cs="Calibri"/>
-          <w:b/>
-          <w:color w:val="000000"/>
-          <w:sz w:val="31"/>
-          <w:szCs w:val="24"/>
-        </w:rPr>
-        <w:t>Jhon</w:t>
-      </w:r>
-      <w:proofErr w:type="spellEnd"/>
-      <w:r>
-        <w:rPr>
-          <w:rFonts w:ascii="Calibri" w:eastAsia="Calibri" w:hAnsi="Calibri" w:cs="Calibri"/>
-          <w:b/>
-          <w:color w:val="000000"/>
-          <w:sz w:val="31"/>
-          <w:szCs w:val="24"/>
-        </w:rPr>
-        <w:t xml:space="preserve"> Paul </w:t>
-      </w:r>
-      <w:proofErr w:type="spellStart"/>
-      <w:r>
-        <w:rPr>
-          <w:rFonts w:ascii="Calibri" w:eastAsia="Calibri" w:hAnsi="Calibri" w:cs="Calibri"/>
-          <w:b/>
-          <w:color w:val="000000"/>
-          <w:sz w:val="31"/>
-          <w:szCs w:val="24"/>
-        </w:rPr>
-        <w:t>Anampa</w:t>
-      </w:r>
-      <w:proofErr w:type="spellEnd"/>
-      <w:r>
-        <w:rPr>
-          <w:rFonts w:ascii="Calibri" w:eastAsia="Calibri" w:hAnsi="Calibri" w:cs="Calibri"/>
-          <w:b/>
-          <w:color w:val="000000"/>
-          <w:sz w:val="31"/>
-          <w:szCs w:val="24"/>
-        </w:rPr>
-        <w:t xml:space="preserve"> García </w:t>
+        <w:t xml:space="preserve">Mg. Jhon Paul Anampa García </w:t>
       </w:r>
     </w:p>
     <w:p/>
@@ -656,7 +612,7 @@
     </w:p>
     <w:p>
       <w:pPr>
-        <w:pStyle w:val="Ttulo1"/>
+        <w:pStyle w:val="Heading1"/>
       </w:pPr>
       <w:r>
         <w:t>1. Contexto del proyecto</w:t>
@@ -675,20 +631,12 @@
         <w:spacing w:after="120" w:line="276" w:lineRule="auto"/>
       </w:pPr>
       <w:r>
-        <w:t xml:space="preserve">Con base en esos requerimientos, este modelo de clases se elaboró a partir del código del repositorio del proyecto (carpeta </w:t>
-      </w:r>
-      <w:proofErr w:type="spellStart"/>
-      <w:r>
-        <w:t>src</w:t>
-      </w:r>
-      <w:proofErr w:type="spellEnd"/>
-      <w:r>
-        <w:t>) y cubre tres necesidades del sistema:</w:t>
+        <w:t>Con base en esos requerimientos, este modelo de clases se elaboró a partir del código del repositorio del proyecto (carpeta src) y cubre tres necesidades del sistema:</w:t>
       </w:r>
     </w:p>
     <w:p>
       <w:pPr>
-        <w:pStyle w:val="Prrafodelista"/>
+        <w:pStyle w:val="ListParagraph"/>
         <w:numPr>
           <w:ilvl w:val="0"/>
           <w:numId w:val="2"/>
@@ -701,7 +649,7 @@
     </w:p>
     <w:p>
       <w:pPr>
-        <w:pStyle w:val="Prrafodelista"/>
+        <w:pStyle w:val="ListParagraph"/>
         <w:numPr>
           <w:ilvl w:val="0"/>
           <w:numId w:val="2"/>
@@ -714,7 +662,7 @@
     </w:p>
     <w:p>
       <w:pPr>
-        <w:pStyle w:val="Prrafodelista"/>
+        <w:pStyle w:val="ListParagraph"/>
         <w:numPr>
           <w:ilvl w:val="0"/>
           <w:numId w:val="2"/>
@@ -727,7 +675,7 @@
     </w:p>
     <w:p>
       <w:pPr>
-        <w:pStyle w:val="Ttulo1"/>
+        <w:pStyle w:val="Heading1"/>
       </w:pPr>
       <w:r>
         <w:t>2. Identificación de clases principales</w:t>
@@ -738,31 +686,7 @@
         <w:spacing w:after="120" w:line="276" w:lineRule="auto"/>
       </w:pPr>
       <w:r>
-        <w:t>El proyecto tiene seis clases: una clase de arranque (</w:t>
-      </w:r>
-      <w:proofErr w:type="spellStart"/>
-      <w:r>
-        <w:t>Main</w:t>
-      </w:r>
-      <w:proofErr w:type="spellEnd"/>
-      <w:r>
-        <w:t>), un controlador (</w:t>
-      </w:r>
-      <w:proofErr w:type="spellStart"/>
-      <w:r>
-        <w:t>InventarioController</w:t>
-      </w:r>
-      <w:proofErr w:type="spellEnd"/>
-      <w:r>
-        <w:t xml:space="preserve">), una clase de dominio (Medicamento) y tres excepciones propias que protegen las reglas de negocio. Las tres excepciones heredan de la clase </w:t>
-      </w:r>
-      <w:proofErr w:type="spellStart"/>
-      <w:r>
-        <w:t>Exception</w:t>
-      </w:r>
-      <w:proofErr w:type="spellEnd"/>
-      <w:r>
-        <w:t xml:space="preserve"> de Java.</w:t>
+        <w:t>El proyecto tiene seis clases: una clase de arranque (Main), un controlador (InventarioController), una clase de dominio (Medicamento) y tres excepciones propias que protegen las reglas de negocio. Las tres excepciones heredan de la clase Exception de Java.</w:t>
       </w:r>
     </w:p>
     <w:tbl>
@@ -788,12 +712,6 @@
         <w:gridCol w:w="3238"/>
       </w:tblGrid>
       <w:tr>
-        <w:tblPrEx>
-          <w:tblCellMar>
-            <w:top w:w="0" w:type="dxa"/>
-            <w:bottom w:w="0" w:type="dxa"/>
-          </w:tblCellMar>
-        </w:tblPrEx>
         <w:trPr>
           <w:tblHeader/>
         </w:trPr>
@@ -895,12 +813,6 @@
         </w:tc>
       </w:tr>
       <w:tr>
-        <w:tblPrEx>
-          <w:tblCellMar>
-            <w:top w:w="0" w:type="dxa"/>
-            <w:bottom w:w="0" w:type="dxa"/>
-          </w:tblCellMar>
-        </w:tblPrEx>
         <w:trPr>
           <w:cantSplit/>
         </w:trPr>
@@ -924,7 +836,6 @@
             <w:pPr>
               <w:spacing w:after="40"/>
             </w:pPr>
-            <w:proofErr w:type="spellStart"/>
             <w:r>
               <w:rPr>
                 <w:sz w:val="20"/>
@@ -932,7 +843,6 @@
               </w:rPr>
               <w:t>Main</w:t>
             </w:r>
-            <w:proofErr w:type="spellEnd"/>
           </w:p>
         </w:tc>
         <w:tc>
@@ -995,12 +905,6 @@
         </w:tc>
       </w:tr>
       <w:tr>
-        <w:tblPrEx>
-          <w:tblCellMar>
-            <w:top w:w="0" w:type="dxa"/>
-            <w:bottom w:w="0" w:type="dxa"/>
-          </w:tblCellMar>
-        </w:tblPrEx>
         <w:trPr>
           <w:cantSplit/>
         </w:trPr>
@@ -1024,7 +928,6 @@
             <w:pPr>
               <w:spacing w:after="40"/>
             </w:pPr>
-            <w:proofErr w:type="spellStart"/>
             <w:r>
               <w:rPr>
                 <w:sz w:val="20"/>
@@ -1032,7 +935,6 @@
               </w:rPr>
               <w:t>InventarioController</w:t>
             </w:r>
-            <w:proofErr w:type="spellEnd"/>
           </w:p>
         </w:tc>
         <w:tc>
@@ -1095,12 +997,6 @@
         </w:tc>
       </w:tr>
       <w:tr>
-        <w:tblPrEx>
-          <w:tblCellMar>
-            <w:top w:w="0" w:type="dxa"/>
-            <w:bottom w:w="0" w:type="dxa"/>
-          </w:tblCellMar>
-        </w:tblPrEx>
         <w:trPr>
           <w:cantSplit/>
         </w:trPr>
@@ -1193,12 +1089,6 @@
         </w:tc>
       </w:tr>
       <w:tr>
-        <w:tblPrEx>
-          <w:tblCellMar>
-            <w:top w:w="0" w:type="dxa"/>
-            <w:bottom w:w="0" w:type="dxa"/>
-          </w:tblCellMar>
-        </w:tblPrEx>
         <w:trPr>
           <w:cantSplit/>
         </w:trPr>
@@ -1222,7 +1112,6 @@
             <w:pPr>
               <w:spacing w:after="40"/>
             </w:pPr>
-            <w:proofErr w:type="spellStart"/>
             <w:r>
               <w:rPr>
                 <w:sz w:val="20"/>
@@ -1230,7 +1119,6 @@
               </w:rPr>
               <w:t>MedicamentoNoEncontradoException</w:t>
             </w:r>
-            <w:proofErr w:type="spellEnd"/>
           </w:p>
         </w:tc>
         <w:tc>
@@ -1258,23 +1146,7 @@
                 <w:sz w:val="20"/>
                 <w:szCs w:val="20"/>
               </w:rPr>
-              <w:t xml:space="preserve">Excepción propia (hereda de </w:t>
-            </w:r>
-            <w:proofErr w:type="spellStart"/>
-            <w:r>
-              <w:rPr>
-                <w:sz w:val="20"/>
-                <w:szCs w:val="20"/>
-              </w:rPr>
-              <w:t>Exception</w:t>
-            </w:r>
-            <w:proofErr w:type="spellEnd"/>
-            <w:r>
-              <w:rPr>
-                <w:sz w:val="20"/>
-                <w:szCs w:val="20"/>
-              </w:rPr>
-              <w:t>).</w:t>
+              <w:t>Excepción propia (hereda de Exception).</w:t>
             </w:r>
           </w:p>
         </w:tc>
@@ -1309,12 +1181,6 @@
         </w:tc>
       </w:tr>
       <w:tr>
-        <w:tblPrEx>
-          <w:tblCellMar>
-            <w:top w:w="0" w:type="dxa"/>
-            <w:bottom w:w="0" w:type="dxa"/>
-          </w:tblCellMar>
-        </w:tblPrEx>
         <w:trPr>
           <w:cantSplit/>
         </w:trPr>
@@ -1338,7 +1204,6 @@
             <w:pPr>
               <w:spacing w:after="40"/>
             </w:pPr>
-            <w:proofErr w:type="spellStart"/>
             <w:r>
               <w:rPr>
                 <w:sz w:val="20"/>
@@ -1346,7 +1211,6 @@
               </w:rPr>
               <w:t>MedicamentoVencidoException</w:t>
             </w:r>
-            <w:proofErr w:type="spellEnd"/>
           </w:p>
         </w:tc>
         <w:tc>
@@ -1374,23 +1238,7 @@
                 <w:sz w:val="20"/>
                 <w:szCs w:val="20"/>
               </w:rPr>
-              <w:t xml:space="preserve">Excepción propia (hereda de </w:t>
-            </w:r>
-            <w:proofErr w:type="spellStart"/>
-            <w:r>
-              <w:rPr>
-                <w:sz w:val="20"/>
-                <w:szCs w:val="20"/>
-              </w:rPr>
-              <w:t>Exception</w:t>
-            </w:r>
-            <w:proofErr w:type="spellEnd"/>
-            <w:r>
-              <w:rPr>
-                <w:sz w:val="20"/>
-                <w:szCs w:val="20"/>
-              </w:rPr>
-              <w:t>).</w:t>
+              <w:t>Excepción propia (hereda de Exception).</w:t>
             </w:r>
           </w:p>
         </w:tc>
@@ -1425,12 +1273,6 @@
         </w:tc>
       </w:tr>
       <w:tr>
-        <w:tblPrEx>
-          <w:tblCellMar>
-            <w:top w:w="0" w:type="dxa"/>
-            <w:bottom w:w="0" w:type="dxa"/>
-          </w:tblCellMar>
-        </w:tblPrEx>
         <w:trPr>
           <w:cantSplit/>
         </w:trPr>
@@ -1454,7 +1296,6 @@
             <w:pPr>
               <w:spacing w:after="40"/>
             </w:pPr>
-            <w:proofErr w:type="spellStart"/>
             <w:r>
               <w:rPr>
                 <w:sz w:val="20"/>
@@ -1462,7 +1303,6 @@
               </w:rPr>
               <w:t>StockInsuficienteException</w:t>
             </w:r>
-            <w:proofErr w:type="spellEnd"/>
           </w:p>
         </w:tc>
         <w:tc>
@@ -1490,23 +1330,7 @@
                 <w:sz w:val="20"/>
                 <w:szCs w:val="20"/>
               </w:rPr>
-              <w:t xml:space="preserve">Excepción propia (hereda de </w:t>
-            </w:r>
-            <w:proofErr w:type="spellStart"/>
-            <w:r>
-              <w:rPr>
-                <w:sz w:val="20"/>
-                <w:szCs w:val="20"/>
-              </w:rPr>
-              <w:t>Exception</w:t>
-            </w:r>
-            <w:proofErr w:type="spellEnd"/>
-            <w:r>
-              <w:rPr>
-                <w:sz w:val="20"/>
-                <w:szCs w:val="20"/>
-              </w:rPr>
-              <w:t>).</w:t>
+              <w:t>Excepción propia (hereda de Exception).</w:t>
             </w:r>
           </w:p>
         </w:tc>
@@ -1548,7 +1372,7 @@
     </w:p>
     <w:p>
       <w:pPr>
-        <w:pStyle w:val="Ttulo1"/>
+        <w:pStyle w:val="Heading1"/>
       </w:pPr>
       <w:r>
         <w:lastRenderedPageBreak/>
@@ -1577,12 +1401,6 @@
         <w:gridCol w:w="5838"/>
       </w:tblGrid>
       <w:tr>
-        <w:tblPrEx>
-          <w:tblCellMar>
-            <w:top w:w="0" w:type="dxa"/>
-            <w:bottom w:w="0" w:type="dxa"/>
-          </w:tblCellMar>
-        </w:tblPrEx>
         <w:trPr>
           <w:tblHeader/>
         </w:trPr>
@@ -1652,12 +1470,6 @@
         </w:tc>
       </w:tr>
       <w:tr>
-        <w:tblPrEx>
-          <w:tblCellMar>
-            <w:top w:w="0" w:type="dxa"/>
-            <w:bottom w:w="0" w:type="dxa"/>
-          </w:tblCellMar>
-        </w:tblPrEx>
         <w:trPr>
           <w:cantSplit/>
         </w:trPr>
@@ -1681,7 +1493,6 @@
             <w:pPr>
               <w:spacing w:after="40"/>
             </w:pPr>
-            <w:proofErr w:type="spellStart"/>
             <w:r>
               <w:rPr>
                 <w:sz w:val="20"/>
@@ -1689,7 +1500,6 @@
               </w:rPr>
               <w:t>Main</w:t>
             </w:r>
-            <w:proofErr w:type="spellEnd"/>
           </w:p>
         </w:tc>
         <w:tc>
@@ -1723,12 +1533,6 @@
         </w:tc>
       </w:tr>
       <w:tr>
-        <w:tblPrEx>
-          <w:tblCellMar>
-            <w:top w:w="0" w:type="dxa"/>
-            <w:bottom w:w="0" w:type="dxa"/>
-          </w:tblCellMar>
-        </w:tblPrEx>
         <w:trPr>
           <w:cantSplit/>
         </w:trPr>
@@ -1752,7 +1556,6 @@
             <w:pPr>
               <w:spacing w:after="40"/>
             </w:pPr>
-            <w:proofErr w:type="spellStart"/>
             <w:r>
               <w:rPr>
                 <w:sz w:val="20"/>
@@ -1760,7 +1563,6 @@
               </w:rPr>
               <w:t>InventarioController</w:t>
             </w:r>
-            <w:proofErr w:type="spellEnd"/>
           </w:p>
         </w:tc>
         <w:tc>
@@ -1788,126 +1590,24 @@
                 <w:sz w:val="20"/>
                 <w:szCs w:val="20"/>
               </w:rPr>
-              <w:t xml:space="preserve">- </w:t>
-            </w:r>
-            <w:proofErr w:type="gramStart"/>
-            <w:r>
-              <w:rPr>
-                <w:sz w:val="20"/>
-                <w:szCs w:val="20"/>
-              </w:rPr>
-              <w:t>inventario :</w:t>
-            </w:r>
-            <w:proofErr w:type="gramEnd"/>
-            <w:r>
-              <w:rPr>
-                <w:sz w:val="20"/>
-                <w:szCs w:val="20"/>
-              </w:rPr>
-              <w:t xml:space="preserve"> </w:t>
-            </w:r>
-            <w:proofErr w:type="spellStart"/>
-            <w:r>
-              <w:rPr>
-                <w:sz w:val="20"/>
-                <w:szCs w:val="20"/>
-              </w:rPr>
-              <w:t>ArrayList</w:t>
-            </w:r>
-            <w:proofErr w:type="spellEnd"/>
-            <w:r>
-              <w:rPr>
-                <w:sz w:val="20"/>
-                <w:szCs w:val="20"/>
-              </w:rPr>
-              <w:t>&lt;Medicamento&gt;</w:t>
-            </w:r>
-          </w:p>
-          <w:p>
-            <w:pPr>
-              <w:spacing w:after="40"/>
-            </w:pPr>
-            <w:r>
-              <w:rPr>
-                <w:sz w:val="20"/>
-                <w:szCs w:val="20"/>
-              </w:rPr>
-              <w:t>- FORMATO_</w:t>
-            </w:r>
-            <w:proofErr w:type="gramStart"/>
-            <w:r>
-              <w:rPr>
-                <w:sz w:val="20"/>
-                <w:szCs w:val="20"/>
-              </w:rPr>
-              <w:t>FECHA :</w:t>
-            </w:r>
-            <w:proofErr w:type="gramEnd"/>
-            <w:r>
-              <w:rPr>
-                <w:sz w:val="20"/>
-                <w:szCs w:val="20"/>
-              </w:rPr>
-              <w:t xml:space="preserve"> </w:t>
-            </w:r>
-            <w:proofErr w:type="spellStart"/>
-            <w:r>
-              <w:rPr>
-                <w:sz w:val="20"/>
-                <w:szCs w:val="20"/>
-              </w:rPr>
-              <w:t>DateTimeFormatter</w:t>
-            </w:r>
-            <w:proofErr w:type="spellEnd"/>
-            <w:r>
-              <w:rPr>
-                <w:sz w:val="20"/>
-                <w:szCs w:val="20"/>
-              </w:rPr>
-              <w:t xml:space="preserve">  (formato </w:t>
-            </w:r>
-            <w:proofErr w:type="spellStart"/>
-            <w:r>
-              <w:rPr>
-                <w:sz w:val="20"/>
-                <w:szCs w:val="20"/>
-              </w:rPr>
-              <w:t>yyyy</w:t>
-            </w:r>
-            <w:proofErr w:type="spellEnd"/>
-            <w:r>
-              <w:rPr>
-                <w:sz w:val="20"/>
-                <w:szCs w:val="20"/>
-              </w:rPr>
-              <w:t>-MM-</w:t>
-            </w:r>
-            <w:proofErr w:type="spellStart"/>
-            <w:r>
-              <w:rPr>
-                <w:sz w:val="20"/>
-                <w:szCs w:val="20"/>
-              </w:rPr>
-              <w:t>dd</w:t>
-            </w:r>
-            <w:proofErr w:type="spellEnd"/>
-            <w:r>
-              <w:rPr>
-                <w:sz w:val="20"/>
-                <w:szCs w:val="20"/>
-              </w:rPr>
-              <w:t>)</w:t>
+              <w:t>- inventario : ArrayList&lt;Medicamento&gt;</w:t>
+            </w:r>
+          </w:p>
+          <w:p>
+            <w:pPr>
+              <w:spacing w:after="40"/>
+            </w:pPr>
+            <w:r>
+              <w:rPr>
+                <w:sz w:val="20"/>
+                <w:szCs w:val="20"/>
+              </w:rPr>
+              <w:t>- FORMATO_FECHA : DateTimeFormatter  (formato yyyy-MM-dd)</w:t>
             </w:r>
           </w:p>
         </w:tc>
       </w:tr>
       <w:tr>
-        <w:tblPrEx>
-          <w:tblCellMar>
-            <w:top w:w="0" w:type="dxa"/>
-            <w:bottom w:w="0" w:type="dxa"/>
-          </w:tblCellMar>
-        </w:tblPrEx>
         <w:trPr>
           <w:cantSplit/>
         </w:trPr>
@@ -1969,25 +1669,23 @@
                 <w:szCs w:val="20"/>
                 <w:lang w:val="en-US"/>
               </w:rPr>
-              <w:t xml:space="preserve">- </w:t>
-            </w:r>
-            <w:proofErr w:type="gramStart"/>
-            <w:r>
-              <w:rPr>
-                <w:sz w:val="20"/>
-                <w:szCs w:val="20"/>
+              <w:t>- id : int</w:t>
+            </w:r>
+          </w:p>
+          <w:p>
+            <w:pPr>
+              <w:spacing w:after="40"/>
+              <w:rPr>
                 <w:lang w:val="en-US"/>
               </w:rPr>
-              <w:t>id :</w:t>
-            </w:r>
-            <w:proofErr w:type="gramEnd"/>
+            </w:pPr>
             <w:r>
               <w:rPr>
                 <w:sz w:val="20"/>
                 <w:szCs w:val="20"/>
                 <w:lang w:val="en-US"/>
               </w:rPr>
-              <w:t xml:space="preserve"> int</w:t>
+              <w:t>- nombre : String</w:t>
             </w:r>
           </w:p>
           <w:p>
@@ -2003,210 +1701,48 @@
                 <w:szCs w:val="20"/>
                 <w:lang w:val="en-US"/>
               </w:rPr>
-              <w:t xml:space="preserve">- </w:t>
-            </w:r>
-            <w:proofErr w:type="spellStart"/>
-            <w:proofErr w:type="gramStart"/>
-            <w:r>
-              <w:rPr>
-                <w:sz w:val="20"/>
-                <w:szCs w:val="20"/>
-                <w:lang w:val="en-US"/>
-              </w:rPr>
-              <w:t>nombre</w:t>
-            </w:r>
-            <w:proofErr w:type="spellEnd"/>
-            <w:r>
-              <w:rPr>
-                <w:sz w:val="20"/>
-                <w:szCs w:val="20"/>
-                <w:lang w:val="en-US"/>
-              </w:rPr>
-              <w:t xml:space="preserve"> :</w:t>
-            </w:r>
-            <w:proofErr w:type="gramEnd"/>
-            <w:r>
-              <w:rPr>
-                <w:sz w:val="20"/>
-                <w:szCs w:val="20"/>
-                <w:lang w:val="en-US"/>
-              </w:rPr>
-              <w:t xml:space="preserve"> String</w:t>
-            </w:r>
-          </w:p>
-          <w:p>
-            <w:pPr>
-              <w:spacing w:after="40"/>
-              <w:rPr>
-                <w:lang w:val="en-US"/>
-              </w:rPr>
-            </w:pPr>
-            <w:r>
-              <w:rPr>
-                <w:sz w:val="20"/>
-                <w:szCs w:val="20"/>
-                <w:lang w:val="en-US"/>
-              </w:rPr>
-              <w:t xml:space="preserve">- </w:t>
-            </w:r>
-            <w:proofErr w:type="spellStart"/>
-            <w:proofErr w:type="gramStart"/>
-            <w:r>
-              <w:rPr>
-                <w:sz w:val="20"/>
-                <w:szCs w:val="20"/>
-                <w:lang w:val="en-US"/>
-              </w:rPr>
-              <w:t>categoria</w:t>
-            </w:r>
-            <w:proofErr w:type="spellEnd"/>
-            <w:r>
-              <w:rPr>
-                <w:sz w:val="20"/>
-                <w:szCs w:val="20"/>
-                <w:lang w:val="en-US"/>
-              </w:rPr>
-              <w:t xml:space="preserve"> :</w:t>
-            </w:r>
-            <w:proofErr w:type="gramEnd"/>
-            <w:r>
-              <w:rPr>
-                <w:sz w:val="20"/>
-                <w:szCs w:val="20"/>
-                <w:lang w:val="en-US"/>
-              </w:rPr>
-              <w:t xml:space="preserve"> String</w:t>
-            </w:r>
-          </w:p>
-          <w:p>
-            <w:pPr>
-              <w:spacing w:after="40"/>
-            </w:pPr>
-            <w:r>
-              <w:rPr>
-                <w:sz w:val="20"/>
-                <w:szCs w:val="20"/>
-              </w:rPr>
-              <w:t xml:space="preserve">- </w:t>
-            </w:r>
-            <w:proofErr w:type="gramStart"/>
-            <w:r>
-              <w:rPr>
-                <w:sz w:val="20"/>
-                <w:szCs w:val="20"/>
-              </w:rPr>
-              <w:t>precio :</w:t>
-            </w:r>
-            <w:proofErr w:type="gramEnd"/>
-            <w:r>
-              <w:rPr>
-                <w:sz w:val="20"/>
-                <w:szCs w:val="20"/>
-              </w:rPr>
-              <w:t xml:space="preserve"> </w:t>
-            </w:r>
-            <w:proofErr w:type="spellStart"/>
-            <w:r>
-              <w:rPr>
-                <w:sz w:val="20"/>
-                <w:szCs w:val="20"/>
-              </w:rPr>
-              <w:t>double</w:t>
-            </w:r>
-            <w:proofErr w:type="spellEnd"/>
-          </w:p>
-          <w:p>
-            <w:pPr>
-              <w:spacing w:after="40"/>
-            </w:pPr>
-            <w:r>
-              <w:rPr>
-                <w:sz w:val="20"/>
-                <w:szCs w:val="20"/>
-              </w:rPr>
-              <w:t xml:space="preserve">- </w:t>
-            </w:r>
-            <w:proofErr w:type="gramStart"/>
-            <w:r>
-              <w:rPr>
-                <w:sz w:val="20"/>
-                <w:szCs w:val="20"/>
-              </w:rPr>
-              <w:t>cantidad :</w:t>
-            </w:r>
-            <w:proofErr w:type="gramEnd"/>
-            <w:r>
-              <w:rPr>
-                <w:sz w:val="20"/>
-                <w:szCs w:val="20"/>
-              </w:rPr>
-              <w:t xml:space="preserve"> </w:t>
-            </w:r>
-            <w:proofErr w:type="spellStart"/>
-            <w:r>
-              <w:rPr>
-                <w:sz w:val="20"/>
-                <w:szCs w:val="20"/>
-              </w:rPr>
-              <w:t>int</w:t>
-            </w:r>
-            <w:proofErr w:type="spellEnd"/>
-          </w:p>
-          <w:p>
-            <w:pPr>
-              <w:spacing w:after="40"/>
-            </w:pPr>
-            <w:r>
-              <w:rPr>
-                <w:sz w:val="20"/>
-                <w:szCs w:val="20"/>
-              </w:rPr>
-              <w:t xml:space="preserve">- </w:t>
-            </w:r>
-            <w:proofErr w:type="spellStart"/>
-            <w:proofErr w:type="gramStart"/>
-            <w:r>
-              <w:rPr>
-                <w:sz w:val="20"/>
-                <w:szCs w:val="20"/>
-              </w:rPr>
-              <w:t>fechaVencimiento</w:t>
-            </w:r>
-            <w:proofErr w:type="spellEnd"/>
-            <w:r>
-              <w:rPr>
-                <w:sz w:val="20"/>
-                <w:szCs w:val="20"/>
-              </w:rPr>
-              <w:t xml:space="preserve"> :</w:t>
-            </w:r>
-            <w:proofErr w:type="gramEnd"/>
-            <w:r>
-              <w:rPr>
-                <w:sz w:val="20"/>
-                <w:szCs w:val="20"/>
-              </w:rPr>
-              <w:t xml:space="preserve"> </w:t>
-            </w:r>
-            <w:proofErr w:type="spellStart"/>
-            <w:r>
-              <w:rPr>
-                <w:sz w:val="20"/>
-                <w:szCs w:val="20"/>
-              </w:rPr>
-              <w:t>LocalDate</w:t>
-            </w:r>
-            <w:proofErr w:type="spellEnd"/>
+              <w:t>- categoria : String</w:t>
+            </w:r>
+          </w:p>
+          <w:p>
+            <w:pPr>
+              <w:spacing w:after="40"/>
+            </w:pPr>
+            <w:r>
+              <w:rPr>
+                <w:sz w:val="20"/>
+                <w:szCs w:val="20"/>
+              </w:rPr>
+              <w:t>- precio : double</w:t>
+            </w:r>
+          </w:p>
+          <w:p>
+            <w:pPr>
+              <w:spacing w:after="40"/>
+            </w:pPr>
+            <w:r>
+              <w:rPr>
+                <w:sz w:val="20"/>
+                <w:szCs w:val="20"/>
+              </w:rPr>
+              <w:t>- cantidad : int</w:t>
+            </w:r>
+          </w:p>
+          <w:p>
+            <w:pPr>
+              <w:spacing w:after="40"/>
+            </w:pPr>
+            <w:r>
+              <w:rPr>
+                <w:sz w:val="20"/>
+                <w:szCs w:val="20"/>
+              </w:rPr>
+              <w:t>- fechaVencimiento : LocalDate</w:t>
+            </w:r>
           </w:p>
         </w:tc>
       </w:tr>
       <w:tr>
-        <w:tblPrEx>
-          <w:tblCellMar>
-            <w:top w:w="0" w:type="dxa"/>
-            <w:bottom w:w="0" w:type="dxa"/>
-          </w:tblCellMar>
-        </w:tblPrEx>
         <w:trPr>
           <w:cantSplit/>
         </w:trPr>
@@ -2230,7 +1766,6 @@
             <w:pPr>
               <w:spacing w:after="40"/>
             </w:pPr>
-            <w:proofErr w:type="spellStart"/>
             <w:r>
               <w:rPr>
                 <w:sz w:val="20"/>
@@ -2238,7 +1773,6 @@
               </w:rPr>
               <w:t>MedicamentoNoEncontradoException</w:t>
             </w:r>
-            <w:proofErr w:type="spellEnd"/>
           </w:p>
         </w:tc>
         <w:tc>
@@ -2266,34 +1800,12 @@
                 <w:sz w:val="20"/>
                 <w:szCs w:val="20"/>
               </w:rPr>
-              <w:t xml:space="preserve">(sin atributos propios; hereda de </w:t>
-            </w:r>
-            <w:proofErr w:type="spellStart"/>
-            <w:r>
-              <w:rPr>
-                <w:sz w:val="20"/>
-                <w:szCs w:val="20"/>
-              </w:rPr>
-              <w:t>Exception</w:t>
-            </w:r>
-            <w:proofErr w:type="spellEnd"/>
-            <w:r>
-              <w:rPr>
-                <w:sz w:val="20"/>
-                <w:szCs w:val="20"/>
-              </w:rPr>
-              <w:t>)</w:t>
+              <w:t>(sin atributos propios; hereda de Exception)</w:t>
             </w:r>
           </w:p>
         </w:tc>
       </w:tr>
       <w:tr>
-        <w:tblPrEx>
-          <w:tblCellMar>
-            <w:top w:w="0" w:type="dxa"/>
-            <w:bottom w:w="0" w:type="dxa"/>
-          </w:tblCellMar>
-        </w:tblPrEx>
         <w:trPr>
           <w:cantSplit/>
         </w:trPr>
@@ -2317,7 +1829,6 @@
             <w:pPr>
               <w:spacing w:after="40"/>
             </w:pPr>
-            <w:proofErr w:type="spellStart"/>
             <w:r>
               <w:rPr>
                 <w:sz w:val="20"/>
@@ -2325,7 +1836,6 @@
               </w:rPr>
               <w:t>MedicamentoVencidoException</w:t>
             </w:r>
-            <w:proofErr w:type="spellEnd"/>
           </w:p>
         </w:tc>
         <w:tc>
@@ -2353,34 +1863,12 @@
                 <w:sz w:val="20"/>
                 <w:szCs w:val="20"/>
               </w:rPr>
-              <w:t xml:space="preserve">(sin atributos propios; hereda de </w:t>
-            </w:r>
-            <w:proofErr w:type="spellStart"/>
-            <w:r>
-              <w:rPr>
-                <w:sz w:val="20"/>
-                <w:szCs w:val="20"/>
-              </w:rPr>
-              <w:t>Exception</w:t>
-            </w:r>
-            <w:proofErr w:type="spellEnd"/>
-            <w:r>
-              <w:rPr>
-                <w:sz w:val="20"/>
-                <w:szCs w:val="20"/>
-              </w:rPr>
-              <w:t>)</w:t>
+              <w:t>(sin atributos propios; hereda de Exception)</w:t>
             </w:r>
           </w:p>
         </w:tc>
       </w:tr>
       <w:tr>
-        <w:tblPrEx>
-          <w:tblCellMar>
-            <w:top w:w="0" w:type="dxa"/>
-            <w:bottom w:w="0" w:type="dxa"/>
-          </w:tblCellMar>
-        </w:tblPrEx>
         <w:trPr>
           <w:cantSplit/>
         </w:trPr>
@@ -2404,7 +1892,6 @@
             <w:pPr>
               <w:spacing w:after="40"/>
             </w:pPr>
-            <w:proofErr w:type="spellStart"/>
             <w:r>
               <w:rPr>
                 <w:sz w:val="20"/>
@@ -2412,7 +1899,6 @@
               </w:rPr>
               <w:t>StockInsuficienteException</w:t>
             </w:r>
-            <w:proofErr w:type="spellEnd"/>
           </w:p>
         </w:tc>
         <w:tc>
@@ -2440,23 +1926,7 @@
                 <w:sz w:val="20"/>
                 <w:szCs w:val="20"/>
               </w:rPr>
-              <w:t xml:space="preserve">(sin atributos propios; hereda de </w:t>
-            </w:r>
-            <w:proofErr w:type="spellStart"/>
-            <w:r>
-              <w:rPr>
-                <w:sz w:val="20"/>
-                <w:szCs w:val="20"/>
-              </w:rPr>
-              <w:t>Exception</w:t>
-            </w:r>
-            <w:proofErr w:type="spellEnd"/>
-            <w:r>
-              <w:rPr>
-                <w:sz w:val="20"/>
-                <w:szCs w:val="20"/>
-              </w:rPr>
-              <w:t>)</w:t>
+              <w:t>(sin atributos propios; hereda de Exception)</w:t>
             </w:r>
           </w:p>
         </w:tc>
@@ -2469,7 +1939,7 @@
     </w:p>
     <w:p>
       <w:pPr>
-        <w:pStyle w:val="Ttulo1"/>
+        <w:pStyle w:val="Heading1"/>
       </w:pPr>
       <w:r>
         <w:t>4. Métodos generales</w:t>
@@ -2497,12 +1967,6 @@
         <w:gridCol w:w="5838"/>
       </w:tblGrid>
       <w:tr>
-        <w:tblPrEx>
-          <w:tblCellMar>
-            <w:top w:w="0" w:type="dxa"/>
-            <w:bottom w:w="0" w:type="dxa"/>
-          </w:tblCellMar>
-        </w:tblPrEx>
         <w:trPr>
           <w:tblHeader/>
         </w:trPr>
@@ -2572,12 +2036,6 @@
         </w:tc>
       </w:tr>
       <w:tr>
-        <w:tblPrEx>
-          <w:tblCellMar>
-            <w:top w:w="0" w:type="dxa"/>
-            <w:bottom w:w="0" w:type="dxa"/>
-          </w:tblCellMar>
-        </w:tblPrEx>
         <w:trPr>
           <w:cantSplit/>
         </w:trPr>
@@ -2601,7 +2059,6 @@
             <w:pPr>
               <w:spacing w:after="40"/>
             </w:pPr>
-            <w:proofErr w:type="spellStart"/>
             <w:r>
               <w:rPr>
                 <w:sz w:val="20"/>
@@ -2609,7 +2066,6 @@
               </w:rPr>
               <w:t>Main</w:t>
             </w:r>
-            <w:proofErr w:type="spellEnd"/>
           </w:p>
         </w:tc>
         <w:tc>
@@ -2641,207 +2097,52 @@
                 <w:szCs w:val="20"/>
                 <w:lang w:val="en-US"/>
               </w:rPr>
-              <w:t xml:space="preserve">+ </w:t>
-            </w:r>
-            <w:proofErr w:type="gramStart"/>
-            <w:r>
-              <w:rPr>
-                <w:sz w:val="20"/>
-                <w:szCs w:val="20"/>
+              <w:t>+ main(args : String[]) : void</w:t>
+            </w:r>
+          </w:p>
+          <w:p>
+            <w:pPr>
+              <w:spacing w:after="40"/>
+              <w:rPr>
                 <w:lang w:val="en-US"/>
               </w:rPr>
-              <w:t>main(</w:t>
-            </w:r>
-            <w:proofErr w:type="spellStart"/>
-            <w:proofErr w:type="gramEnd"/>
+            </w:pPr>
             <w:r>
               <w:rPr>
                 <w:sz w:val="20"/>
                 <w:szCs w:val="20"/>
                 <w:lang w:val="en-US"/>
               </w:rPr>
-              <w:t>args</w:t>
-            </w:r>
-            <w:proofErr w:type="spellEnd"/>
-            <w:r>
-              <w:rPr>
-                <w:sz w:val="20"/>
-                <w:szCs w:val="20"/>
-                <w:lang w:val="en-US"/>
-              </w:rPr>
-              <w:t xml:space="preserve"> : String[]) : void</w:t>
-            </w:r>
-          </w:p>
-          <w:p>
-            <w:pPr>
-              <w:spacing w:after="40"/>
-              <w:rPr>
-                <w:lang w:val="en-US"/>
-              </w:rPr>
-            </w:pPr>
-            <w:r>
-              <w:rPr>
-                <w:sz w:val="20"/>
-                <w:szCs w:val="20"/>
-                <w:lang w:val="en-US"/>
-              </w:rPr>
-              <w:t xml:space="preserve">+ </w:t>
-            </w:r>
-            <w:proofErr w:type="spellStart"/>
-            <w:r>
-              <w:rPr>
-                <w:sz w:val="20"/>
-                <w:szCs w:val="20"/>
-                <w:lang w:val="en-US"/>
-              </w:rPr>
-              <w:t>realizarVenta</w:t>
-            </w:r>
-            <w:proofErr w:type="spellEnd"/>
-            <w:proofErr w:type="gramStart"/>
-            <w:r>
-              <w:rPr>
-                <w:sz w:val="20"/>
-                <w:szCs w:val="20"/>
-                <w:lang w:val="en-US"/>
-              </w:rPr>
-              <w:t>(...) :</w:t>
-            </w:r>
-            <w:proofErr w:type="gramEnd"/>
-            <w:r>
-              <w:rPr>
-                <w:sz w:val="20"/>
-                <w:szCs w:val="20"/>
-                <w:lang w:val="en-US"/>
-              </w:rPr>
-              <w:t xml:space="preserve"> void</w:t>
-            </w:r>
-          </w:p>
-          <w:p>
-            <w:pPr>
-              <w:spacing w:after="40"/>
-            </w:pPr>
-            <w:r>
-              <w:rPr>
-                <w:sz w:val="20"/>
-                <w:szCs w:val="20"/>
-              </w:rPr>
-              <w:t xml:space="preserve">+ </w:t>
-            </w:r>
-            <w:proofErr w:type="spellStart"/>
-            <w:proofErr w:type="gramStart"/>
-            <w:r>
-              <w:rPr>
-                <w:sz w:val="20"/>
-                <w:szCs w:val="20"/>
-              </w:rPr>
-              <w:t>mostrarEncabezado</w:t>
-            </w:r>
-            <w:proofErr w:type="spellEnd"/>
-            <w:r>
-              <w:rPr>
-                <w:sz w:val="20"/>
-                <w:szCs w:val="20"/>
-              </w:rPr>
-              <w:t>(</w:t>
-            </w:r>
-            <w:proofErr w:type="gramEnd"/>
-            <w:r>
-              <w:rPr>
-                <w:sz w:val="20"/>
-                <w:szCs w:val="20"/>
-              </w:rPr>
-              <w:t xml:space="preserve">) : </w:t>
-            </w:r>
-            <w:proofErr w:type="spellStart"/>
-            <w:r>
-              <w:rPr>
-                <w:sz w:val="20"/>
-                <w:szCs w:val="20"/>
-              </w:rPr>
-              <w:t>void</w:t>
-            </w:r>
-            <w:proofErr w:type="spellEnd"/>
-          </w:p>
-          <w:p>
-            <w:pPr>
-              <w:spacing w:after="40"/>
-            </w:pPr>
-            <w:r>
-              <w:rPr>
-                <w:sz w:val="20"/>
-                <w:szCs w:val="20"/>
-              </w:rPr>
-              <w:t xml:space="preserve">+ </w:t>
-            </w:r>
-            <w:proofErr w:type="spellStart"/>
-            <w:proofErr w:type="gramStart"/>
-            <w:r>
-              <w:rPr>
-                <w:sz w:val="20"/>
-                <w:szCs w:val="20"/>
-              </w:rPr>
-              <w:t>mostrarSeccion</w:t>
-            </w:r>
-            <w:proofErr w:type="spellEnd"/>
-            <w:r>
-              <w:rPr>
-                <w:sz w:val="20"/>
-                <w:szCs w:val="20"/>
-              </w:rPr>
-              <w:t>(</w:t>
-            </w:r>
-            <w:proofErr w:type="spellStart"/>
-            <w:proofErr w:type="gramEnd"/>
-            <w:r>
-              <w:rPr>
-                <w:sz w:val="20"/>
-                <w:szCs w:val="20"/>
-              </w:rPr>
-              <w:t>titulo</w:t>
-            </w:r>
-            <w:proofErr w:type="spellEnd"/>
-            <w:r>
-              <w:rPr>
-                <w:sz w:val="20"/>
-                <w:szCs w:val="20"/>
-              </w:rPr>
-              <w:t xml:space="preserve"> : </w:t>
-            </w:r>
-            <w:proofErr w:type="spellStart"/>
-            <w:r>
-              <w:rPr>
-                <w:sz w:val="20"/>
-                <w:szCs w:val="20"/>
-              </w:rPr>
-              <w:t>String</w:t>
-            </w:r>
-            <w:proofErr w:type="spellEnd"/>
-            <w:r>
-              <w:rPr>
-                <w:sz w:val="20"/>
-                <w:szCs w:val="20"/>
-              </w:rPr>
-              <w:t xml:space="preserve">) : </w:t>
-            </w:r>
-            <w:proofErr w:type="spellStart"/>
-            <w:r>
-              <w:rPr>
-                <w:sz w:val="20"/>
-                <w:szCs w:val="20"/>
-              </w:rPr>
-              <w:t>void</w:t>
-            </w:r>
-            <w:proofErr w:type="spellEnd"/>
+              <w:t>+ realizarVenta(...) : void</w:t>
+            </w:r>
+          </w:p>
+          <w:p>
+            <w:pPr>
+              <w:spacing w:after="40"/>
+            </w:pPr>
+            <w:r>
+              <w:rPr>
+                <w:sz w:val="20"/>
+                <w:szCs w:val="20"/>
+              </w:rPr>
+              <w:t>+ mostrarEncabezado() : void</w:t>
+            </w:r>
+          </w:p>
+          <w:p>
+            <w:pPr>
+              <w:spacing w:after="40"/>
+            </w:pPr>
+            <w:r>
+              <w:rPr>
+                <w:sz w:val="20"/>
+                <w:szCs w:val="20"/>
+              </w:rPr>
+              <w:t>+ mostrarSeccion(titulo : String) : void</w:t>
+            </w:r>
           </w:p>
         </w:tc>
       </w:tr>
       <w:tr>
-        <w:tblPrEx>
-          <w:tblCellMar>
-            <w:top w:w="0" w:type="dxa"/>
-            <w:bottom w:w="0" w:type="dxa"/>
-          </w:tblCellMar>
-        </w:tblPrEx>
         <w:trPr>
           <w:cantSplit/>
         </w:trPr>
@@ -2865,7 +2166,6 @@
             <w:pPr>
               <w:spacing w:after="40"/>
             </w:pPr>
-            <w:proofErr w:type="spellStart"/>
             <w:r>
               <w:rPr>
                 <w:sz w:val="20"/>
@@ -2873,7 +2173,6 @@
               </w:rPr>
               <w:t>InventarioController</w:t>
             </w:r>
-            <w:proofErr w:type="spellEnd"/>
           </w:p>
         </w:tc>
         <w:tc>
@@ -2901,532 +2200,96 @@
                 <w:sz w:val="20"/>
                 <w:szCs w:val="20"/>
               </w:rPr>
-              <w:t xml:space="preserve">+ </w:t>
-            </w:r>
-            <w:proofErr w:type="spellStart"/>
-            <w:proofErr w:type="gramStart"/>
-            <w:r>
-              <w:rPr>
-                <w:sz w:val="20"/>
-                <w:szCs w:val="20"/>
-              </w:rPr>
-              <w:t>agregarMedicamento</w:t>
-            </w:r>
-            <w:proofErr w:type="spellEnd"/>
-            <w:r>
-              <w:rPr>
-                <w:sz w:val="20"/>
-                <w:szCs w:val="20"/>
-              </w:rPr>
-              <w:t>(</w:t>
-            </w:r>
-            <w:proofErr w:type="gramEnd"/>
-            <w:r>
-              <w:rPr>
-                <w:sz w:val="20"/>
-                <w:szCs w:val="20"/>
-              </w:rPr>
-              <w:t xml:space="preserve">m : Medicamento) : </w:t>
-            </w:r>
-            <w:proofErr w:type="spellStart"/>
-            <w:r>
-              <w:rPr>
-                <w:sz w:val="20"/>
-                <w:szCs w:val="20"/>
-              </w:rPr>
-              <w:t>void</w:t>
-            </w:r>
-            <w:proofErr w:type="spellEnd"/>
-          </w:p>
-          <w:p>
-            <w:pPr>
-              <w:spacing w:after="40"/>
-            </w:pPr>
-            <w:r>
-              <w:rPr>
-                <w:sz w:val="20"/>
-                <w:szCs w:val="20"/>
-              </w:rPr>
-              <w:t xml:space="preserve">+ </w:t>
-            </w:r>
-            <w:proofErr w:type="spellStart"/>
-            <w:proofErr w:type="gramStart"/>
-            <w:r>
-              <w:rPr>
-                <w:sz w:val="20"/>
-                <w:szCs w:val="20"/>
-              </w:rPr>
-              <w:t>agregarMedicamento</w:t>
-            </w:r>
-            <w:proofErr w:type="spellEnd"/>
-            <w:r>
-              <w:rPr>
-                <w:sz w:val="20"/>
-                <w:szCs w:val="20"/>
-              </w:rPr>
-              <w:t>(</w:t>
-            </w:r>
-            <w:proofErr w:type="gramEnd"/>
-            <w:r>
-              <w:rPr>
-                <w:sz w:val="20"/>
-                <w:szCs w:val="20"/>
-              </w:rPr>
-              <w:t xml:space="preserve">id, nombre, </w:t>
-            </w:r>
-            <w:proofErr w:type="spellStart"/>
-            <w:r>
-              <w:rPr>
-                <w:sz w:val="20"/>
-                <w:szCs w:val="20"/>
-              </w:rPr>
-              <w:t>categoria</w:t>
-            </w:r>
-            <w:proofErr w:type="spellEnd"/>
-            <w:r>
-              <w:rPr>
-                <w:sz w:val="20"/>
-                <w:szCs w:val="20"/>
-              </w:rPr>
-              <w:t xml:space="preserve">, precio, cantidad, </w:t>
-            </w:r>
-            <w:proofErr w:type="spellStart"/>
-            <w:r>
-              <w:rPr>
-                <w:sz w:val="20"/>
-                <w:szCs w:val="20"/>
-              </w:rPr>
-              <w:t>fechaVenc</w:t>
-            </w:r>
-            <w:proofErr w:type="spellEnd"/>
-            <w:r>
-              <w:rPr>
-                <w:sz w:val="20"/>
-                <w:szCs w:val="20"/>
-              </w:rPr>
-              <w:t xml:space="preserve"> : </w:t>
-            </w:r>
-            <w:proofErr w:type="spellStart"/>
-            <w:r>
-              <w:rPr>
-                <w:sz w:val="20"/>
-                <w:szCs w:val="20"/>
-              </w:rPr>
-              <w:t>String</w:t>
-            </w:r>
-            <w:proofErr w:type="spellEnd"/>
-            <w:r>
-              <w:rPr>
-                <w:sz w:val="20"/>
-                <w:szCs w:val="20"/>
-              </w:rPr>
-              <w:t xml:space="preserve">) : </w:t>
-            </w:r>
-            <w:proofErr w:type="spellStart"/>
-            <w:r>
-              <w:rPr>
-                <w:sz w:val="20"/>
-                <w:szCs w:val="20"/>
-              </w:rPr>
-              <w:t>void</w:t>
-            </w:r>
-            <w:proofErr w:type="spellEnd"/>
-          </w:p>
-          <w:p>
-            <w:pPr>
-              <w:spacing w:after="40"/>
-            </w:pPr>
-            <w:r>
-              <w:rPr>
-                <w:sz w:val="20"/>
-                <w:szCs w:val="20"/>
-              </w:rPr>
-              <w:t xml:space="preserve">+ </w:t>
-            </w:r>
-            <w:proofErr w:type="spellStart"/>
-            <w:proofErr w:type="gramStart"/>
-            <w:r>
-              <w:rPr>
-                <w:sz w:val="20"/>
-                <w:szCs w:val="20"/>
-              </w:rPr>
-              <w:t>buscarMedicamento</w:t>
-            </w:r>
-            <w:proofErr w:type="spellEnd"/>
-            <w:r>
-              <w:rPr>
-                <w:sz w:val="20"/>
-                <w:szCs w:val="20"/>
-              </w:rPr>
-              <w:t>(</w:t>
-            </w:r>
-            <w:proofErr w:type="gramEnd"/>
-            <w:r>
-              <w:rPr>
-                <w:sz w:val="20"/>
-                <w:szCs w:val="20"/>
-              </w:rPr>
-              <w:t xml:space="preserve">id : </w:t>
-            </w:r>
-            <w:proofErr w:type="spellStart"/>
-            <w:r>
-              <w:rPr>
-                <w:sz w:val="20"/>
-                <w:szCs w:val="20"/>
-              </w:rPr>
-              <w:t>int</w:t>
-            </w:r>
-            <w:proofErr w:type="spellEnd"/>
-            <w:r>
-              <w:rPr>
-                <w:sz w:val="20"/>
-                <w:szCs w:val="20"/>
-              </w:rPr>
-              <w:t>) : Medicamento</w:t>
-            </w:r>
-          </w:p>
-          <w:p>
-            <w:pPr>
-              <w:spacing w:after="40"/>
-            </w:pPr>
-            <w:r>
-              <w:rPr>
-                <w:sz w:val="20"/>
-                <w:szCs w:val="20"/>
-              </w:rPr>
-              <w:t xml:space="preserve">+ </w:t>
-            </w:r>
-            <w:proofErr w:type="spellStart"/>
-            <w:proofErr w:type="gramStart"/>
-            <w:r>
-              <w:rPr>
-                <w:sz w:val="20"/>
-                <w:szCs w:val="20"/>
-              </w:rPr>
-              <w:t>buscarMedicamento</w:t>
-            </w:r>
-            <w:proofErr w:type="spellEnd"/>
-            <w:r>
-              <w:rPr>
-                <w:sz w:val="20"/>
-                <w:szCs w:val="20"/>
-              </w:rPr>
-              <w:t>(</w:t>
-            </w:r>
-            <w:proofErr w:type="gramEnd"/>
-            <w:r>
-              <w:rPr>
-                <w:sz w:val="20"/>
-                <w:szCs w:val="20"/>
-              </w:rPr>
-              <w:t xml:space="preserve">nombre : </w:t>
-            </w:r>
-            <w:proofErr w:type="spellStart"/>
-            <w:r>
-              <w:rPr>
-                <w:sz w:val="20"/>
-                <w:szCs w:val="20"/>
-              </w:rPr>
-              <w:t>String</w:t>
-            </w:r>
-            <w:proofErr w:type="spellEnd"/>
-            <w:r>
-              <w:rPr>
-                <w:sz w:val="20"/>
-                <w:szCs w:val="20"/>
-              </w:rPr>
-              <w:t>) : Medicamento</w:t>
-            </w:r>
-          </w:p>
-          <w:p>
-            <w:pPr>
-              <w:spacing w:after="40"/>
-            </w:pPr>
-            <w:r>
-              <w:rPr>
-                <w:sz w:val="20"/>
-                <w:szCs w:val="20"/>
-              </w:rPr>
-              <w:t xml:space="preserve">+ </w:t>
-            </w:r>
-            <w:proofErr w:type="spellStart"/>
-            <w:proofErr w:type="gramStart"/>
-            <w:r>
-              <w:rPr>
-                <w:sz w:val="20"/>
-                <w:szCs w:val="20"/>
-              </w:rPr>
-              <w:t>venderMedicamento</w:t>
-            </w:r>
-            <w:proofErr w:type="spellEnd"/>
-            <w:r>
-              <w:rPr>
-                <w:sz w:val="20"/>
-                <w:szCs w:val="20"/>
-              </w:rPr>
-              <w:t>(</w:t>
-            </w:r>
-            <w:proofErr w:type="gramEnd"/>
-            <w:r>
-              <w:rPr>
-                <w:sz w:val="20"/>
-                <w:szCs w:val="20"/>
-              </w:rPr>
-              <w:t xml:space="preserve">id : </w:t>
-            </w:r>
-            <w:proofErr w:type="spellStart"/>
-            <w:r>
-              <w:rPr>
-                <w:sz w:val="20"/>
-                <w:szCs w:val="20"/>
-              </w:rPr>
-              <w:t>int</w:t>
-            </w:r>
-            <w:proofErr w:type="spellEnd"/>
-            <w:r>
-              <w:rPr>
-                <w:sz w:val="20"/>
-                <w:szCs w:val="20"/>
-              </w:rPr>
-              <w:t xml:space="preserve">, cantidad : </w:t>
-            </w:r>
-            <w:proofErr w:type="spellStart"/>
-            <w:r>
-              <w:rPr>
-                <w:sz w:val="20"/>
-                <w:szCs w:val="20"/>
-              </w:rPr>
-              <w:t>int</w:t>
-            </w:r>
-            <w:proofErr w:type="spellEnd"/>
-            <w:r>
-              <w:rPr>
-                <w:sz w:val="20"/>
-                <w:szCs w:val="20"/>
-              </w:rPr>
-              <w:t xml:space="preserve">) : </w:t>
-            </w:r>
-            <w:proofErr w:type="spellStart"/>
-            <w:r>
-              <w:rPr>
-                <w:sz w:val="20"/>
-                <w:szCs w:val="20"/>
-              </w:rPr>
-              <w:t>void</w:t>
-            </w:r>
-            <w:proofErr w:type="spellEnd"/>
-          </w:p>
-          <w:p>
-            <w:pPr>
-              <w:spacing w:after="40"/>
-            </w:pPr>
-            <w:r>
-              <w:rPr>
-                <w:sz w:val="20"/>
-                <w:szCs w:val="20"/>
-              </w:rPr>
-              <w:t xml:space="preserve">+ </w:t>
-            </w:r>
-            <w:proofErr w:type="spellStart"/>
-            <w:proofErr w:type="gramStart"/>
-            <w:r>
-              <w:rPr>
-                <w:sz w:val="20"/>
-                <w:szCs w:val="20"/>
-              </w:rPr>
-              <w:t>listarMedicamentos</w:t>
-            </w:r>
-            <w:proofErr w:type="spellEnd"/>
-            <w:r>
-              <w:rPr>
-                <w:sz w:val="20"/>
-                <w:szCs w:val="20"/>
-              </w:rPr>
-              <w:t>(</w:t>
-            </w:r>
-            <w:proofErr w:type="gramEnd"/>
-            <w:r>
-              <w:rPr>
-                <w:sz w:val="20"/>
-                <w:szCs w:val="20"/>
-              </w:rPr>
-              <w:t xml:space="preserve">) : </w:t>
-            </w:r>
-            <w:proofErr w:type="spellStart"/>
-            <w:r>
-              <w:rPr>
-                <w:sz w:val="20"/>
-                <w:szCs w:val="20"/>
-              </w:rPr>
-              <w:t>void</w:t>
-            </w:r>
-            <w:proofErr w:type="spellEnd"/>
-          </w:p>
-          <w:p>
-            <w:pPr>
-              <w:spacing w:after="40"/>
-            </w:pPr>
-            <w:r>
-              <w:rPr>
-                <w:sz w:val="20"/>
-                <w:szCs w:val="20"/>
-              </w:rPr>
-              <w:t xml:space="preserve">+ </w:t>
-            </w:r>
-            <w:proofErr w:type="spellStart"/>
-            <w:proofErr w:type="gramStart"/>
-            <w:r>
-              <w:rPr>
-                <w:sz w:val="20"/>
-                <w:szCs w:val="20"/>
-              </w:rPr>
-              <w:t>listarProximosAVencer</w:t>
-            </w:r>
-            <w:proofErr w:type="spellEnd"/>
-            <w:r>
-              <w:rPr>
-                <w:sz w:val="20"/>
-                <w:szCs w:val="20"/>
-              </w:rPr>
-              <w:t>(</w:t>
-            </w:r>
-            <w:proofErr w:type="spellStart"/>
-            <w:proofErr w:type="gramEnd"/>
-            <w:r>
-              <w:rPr>
-                <w:sz w:val="20"/>
-                <w:szCs w:val="20"/>
-              </w:rPr>
-              <w:t>diasLimite</w:t>
-            </w:r>
-            <w:proofErr w:type="spellEnd"/>
-            <w:r>
-              <w:rPr>
-                <w:sz w:val="20"/>
-                <w:szCs w:val="20"/>
-              </w:rPr>
-              <w:t xml:space="preserve"> : </w:t>
-            </w:r>
-            <w:proofErr w:type="spellStart"/>
-            <w:r>
-              <w:rPr>
-                <w:sz w:val="20"/>
-                <w:szCs w:val="20"/>
-              </w:rPr>
-              <w:t>int</w:t>
-            </w:r>
-            <w:proofErr w:type="spellEnd"/>
-            <w:r>
-              <w:rPr>
-                <w:sz w:val="20"/>
-                <w:szCs w:val="20"/>
-              </w:rPr>
-              <w:t xml:space="preserve">) : </w:t>
-            </w:r>
-            <w:proofErr w:type="spellStart"/>
-            <w:r>
-              <w:rPr>
-                <w:sz w:val="20"/>
-                <w:szCs w:val="20"/>
-              </w:rPr>
-              <w:t>void</w:t>
-            </w:r>
-            <w:proofErr w:type="spellEnd"/>
-          </w:p>
-          <w:p>
-            <w:pPr>
-              <w:spacing w:after="40"/>
-            </w:pPr>
-            <w:r>
-              <w:rPr>
-                <w:sz w:val="20"/>
-                <w:szCs w:val="20"/>
-              </w:rPr>
-              <w:t xml:space="preserve">+ </w:t>
-            </w:r>
-            <w:proofErr w:type="spellStart"/>
-            <w:proofErr w:type="gramStart"/>
-            <w:r>
-              <w:rPr>
-                <w:sz w:val="20"/>
-                <w:szCs w:val="20"/>
-              </w:rPr>
-              <w:t>agruparPorCategoria</w:t>
-            </w:r>
-            <w:proofErr w:type="spellEnd"/>
-            <w:r>
-              <w:rPr>
-                <w:sz w:val="20"/>
-                <w:szCs w:val="20"/>
-              </w:rPr>
-              <w:t>(</w:t>
-            </w:r>
-            <w:proofErr w:type="gramEnd"/>
-            <w:r>
-              <w:rPr>
-                <w:sz w:val="20"/>
-                <w:szCs w:val="20"/>
-              </w:rPr>
-              <w:t xml:space="preserve">) : </w:t>
-            </w:r>
-            <w:proofErr w:type="spellStart"/>
-            <w:r>
-              <w:rPr>
-                <w:sz w:val="20"/>
-                <w:szCs w:val="20"/>
-              </w:rPr>
-              <w:t>HashMap</w:t>
-            </w:r>
-            <w:proofErr w:type="spellEnd"/>
-            <w:r>
-              <w:rPr>
-                <w:sz w:val="20"/>
-                <w:szCs w:val="20"/>
-              </w:rPr>
-              <w:t>&lt;</w:t>
-            </w:r>
-            <w:proofErr w:type="spellStart"/>
-            <w:r>
-              <w:rPr>
-                <w:sz w:val="20"/>
-                <w:szCs w:val="20"/>
-              </w:rPr>
-              <w:t>String</w:t>
-            </w:r>
-            <w:proofErr w:type="spellEnd"/>
-            <w:r>
-              <w:rPr>
-                <w:sz w:val="20"/>
-                <w:szCs w:val="20"/>
-              </w:rPr>
-              <w:t xml:space="preserve">, </w:t>
-            </w:r>
-            <w:proofErr w:type="spellStart"/>
-            <w:r>
-              <w:rPr>
-                <w:sz w:val="20"/>
-                <w:szCs w:val="20"/>
-              </w:rPr>
-              <w:t>ArrayList</w:t>
-            </w:r>
-            <w:proofErr w:type="spellEnd"/>
-            <w:r>
-              <w:rPr>
-                <w:sz w:val="20"/>
-                <w:szCs w:val="20"/>
-              </w:rPr>
-              <w:t>&lt;Medicamento&gt;&gt;</w:t>
+              <w:t>+ agregarMedicamento(m : Medicamento) : void</w:t>
+            </w:r>
+          </w:p>
+          <w:p>
+            <w:pPr>
+              <w:spacing w:after="40"/>
+            </w:pPr>
+            <w:r>
+              <w:rPr>
+                <w:sz w:val="20"/>
+                <w:szCs w:val="20"/>
+              </w:rPr>
+              <w:t>+ agregarMedicamento(id, nombre, categoria, precio, cantidad, fechaVenc : String) : void</w:t>
+            </w:r>
+          </w:p>
+          <w:p>
+            <w:pPr>
+              <w:spacing w:after="40"/>
+            </w:pPr>
+            <w:r>
+              <w:rPr>
+                <w:sz w:val="20"/>
+                <w:szCs w:val="20"/>
+              </w:rPr>
+              <w:t>+ buscarMedicamento(id : int) : Medicamento</w:t>
+            </w:r>
+          </w:p>
+          <w:p>
+            <w:pPr>
+              <w:spacing w:after="40"/>
+            </w:pPr>
+            <w:r>
+              <w:rPr>
+                <w:sz w:val="20"/>
+                <w:szCs w:val="20"/>
+              </w:rPr>
+              <w:t>+ buscarMedicamento(nombre : String) : Medicamento</w:t>
+            </w:r>
+          </w:p>
+          <w:p>
+            <w:pPr>
+              <w:spacing w:after="40"/>
+            </w:pPr>
+            <w:r>
+              <w:rPr>
+                <w:sz w:val="20"/>
+                <w:szCs w:val="20"/>
+              </w:rPr>
+              <w:t>+ venderMedicamento(id : int, cantidad : int) : void</w:t>
+            </w:r>
+          </w:p>
+          <w:p>
+            <w:pPr>
+              <w:spacing w:after="40"/>
+            </w:pPr>
+            <w:r>
+              <w:rPr>
+                <w:sz w:val="20"/>
+                <w:szCs w:val="20"/>
+              </w:rPr>
+              <w:t>+ listarMedicamentos() : void</w:t>
+            </w:r>
+          </w:p>
+          <w:p>
+            <w:pPr>
+              <w:spacing w:after="40"/>
+            </w:pPr>
+            <w:r>
+              <w:rPr>
+                <w:sz w:val="20"/>
+                <w:szCs w:val="20"/>
+              </w:rPr>
+              <w:t>+ listarProximosAVencer(diasLimite : int) : void</w:t>
+            </w:r>
+          </w:p>
+          <w:p>
+            <w:pPr>
+              <w:spacing w:after="40"/>
+            </w:pPr>
+            <w:r>
+              <w:rPr>
+                <w:sz w:val="20"/>
+                <w:szCs w:val="20"/>
+              </w:rPr>
+              <w:t>+ agruparPorCategoria() : HashMap&lt;String, ArrayList&lt;Medicamento&gt;&gt;</w:t>
             </w:r>
           </w:p>
         </w:tc>
       </w:tr>
       <w:tr>
-        <w:tblPrEx>
-          <w:tblCellMar>
-            <w:top w:w="0" w:type="dxa"/>
-            <w:bottom w:w="0" w:type="dxa"/>
-          </w:tblCellMar>
-        </w:tblPrEx>
         <w:trPr>
           <w:cantSplit/>
         </w:trPr>
@@ -3496,39 +2359,7 @@
                 <w:sz w:val="20"/>
                 <w:szCs w:val="20"/>
               </w:rPr>
-              <w:t xml:space="preserve">+ </w:t>
-            </w:r>
-            <w:proofErr w:type="spellStart"/>
-            <w:r>
-              <w:rPr>
-                <w:sz w:val="20"/>
-                <w:szCs w:val="20"/>
-              </w:rPr>
-              <w:t>getters</w:t>
-            </w:r>
-            <w:proofErr w:type="spellEnd"/>
-            <w:r>
-              <w:rPr>
-                <w:sz w:val="20"/>
-                <w:szCs w:val="20"/>
-              </w:rPr>
-              <w:t xml:space="preserve"> y </w:t>
-            </w:r>
-            <w:proofErr w:type="spellStart"/>
-            <w:r>
-              <w:rPr>
-                <w:sz w:val="20"/>
-                <w:szCs w:val="20"/>
-              </w:rPr>
-              <w:t>setters</w:t>
-            </w:r>
-            <w:proofErr w:type="spellEnd"/>
-            <w:r>
-              <w:rPr>
-                <w:sz w:val="20"/>
-                <w:szCs w:val="20"/>
-              </w:rPr>
-              <w:t xml:space="preserve"> de cada atributo</w:t>
+              <w:t>+ getters y setters de cada atributo</w:t>
             </w:r>
           </w:p>
           <w:p>
@@ -3544,164 +2375,44 @@
                 <w:szCs w:val="20"/>
                 <w:lang w:val="en-US"/>
               </w:rPr>
-              <w:t xml:space="preserve">+ </w:t>
-            </w:r>
-            <w:proofErr w:type="spellStart"/>
-            <w:proofErr w:type="gramStart"/>
-            <w:r>
-              <w:rPr>
-                <w:sz w:val="20"/>
-                <w:szCs w:val="20"/>
+              <w:t>+ estaVencido() : boolean</w:t>
+            </w:r>
+          </w:p>
+          <w:p>
+            <w:pPr>
+              <w:spacing w:after="40"/>
+              <w:rPr>
                 <w:lang w:val="en-US"/>
               </w:rPr>
-              <w:t>estaVencido</w:t>
-            </w:r>
-            <w:proofErr w:type="spellEnd"/>
+            </w:pPr>
             <w:r>
               <w:rPr>
                 <w:sz w:val="20"/>
                 <w:szCs w:val="20"/>
                 <w:lang w:val="en-US"/>
               </w:rPr>
-              <w:t>(</w:t>
-            </w:r>
-            <w:proofErr w:type="gramEnd"/>
-            <w:r>
-              <w:rPr>
-                <w:sz w:val="20"/>
-                <w:szCs w:val="20"/>
+              <w:t>+ venceEn(dias : int) : boolean</w:t>
+            </w:r>
+          </w:p>
+          <w:p>
+            <w:pPr>
+              <w:spacing w:after="40"/>
+              <w:rPr>
                 <w:lang w:val="en-US"/>
               </w:rPr>
-              <w:t xml:space="preserve">) : </w:t>
-            </w:r>
-            <w:proofErr w:type="spellStart"/>
+            </w:pPr>
             <w:r>
               <w:rPr>
                 <w:sz w:val="20"/>
                 <w:szCs w:val="20"/>
                 <w:lang w:val="en-US"/>
               </w:rPr>
-              <w:t>boolean</w:t>
-            </w:r>
-            <w:proofErr w:type="spellEnd"/>
-          </w:p>
-          <w:p>
-            <w:pPr>
-              <w:spacing w:after="40"/>
-              <w:rPr>
-                <w:lang w:val="en-US"/>
-              </w:rPr>
-            </w:pPr>
-            <w:r>
-              <w:rPr>
-                <w:sz w:val="20"/>
-                <w:szCs w:val="20"/>
-                <w:lang w:val="en-US"/>
-              </w:rPr>
-              <w:t xml:space="preserve">+ </w:t>
-            </w:r>
-            <w:proofErr w:type="spellStart"/>
-            <w:proofErr w:type="gramStart"/>
-            <w:r>
-              <w:rPr>
-                <w:sz w:val="20"/>
-                <w:szCs w:val="20"/>
-                <w:lang w:val="en-US"/>
-              </w:rPr>
-              <w:t>venceEn</w:t>
-            </w:r>
-            <w:proofErr w:type="spellEnd"/>
-            <w:r>
-              <w:rPr>
-                <w:sz w:val="20"/>
-                <w:szCs w:val="20"/>
-                <w:lang w:val="en-US"/>
-              </w:rPr>
-              <w:t>(</w:t>
-            </w:r>
-            <w:proofErr w:type="spellStart"/>
-            <w:proofErr w:type="gramEnd"/>
-            <w:r>
-              <w:rPr>
-                <w:sz w:val="20"/>
-                <w:szCs w:val="20"/>
-                <w:lang w:val="en-US"/>
-              </w:rPr>
-              <w:t>dias</w:t>
-            </w:r>
-            <w:proofErr w:type="spellEnd"/>
-            <w:r>
-              <w:rPr>
-                <w:sz w:val="20"/>
-                <w:szCs w:val="20"/>
-                <w:lang w:val="en-US"/>
-              </w:rPr>
-              <w:t xml:space="preserve"> : int) : </w:t>
-            </w:r>
-            <w:proofErr w:type="spellStart"/>
-            <w:r>
-              <w:rPr>
-                <w:sz w:val="20"/>
-                <w:szCs w:val="20"/>
-                <w:lang w:val="en-US"/>
-              </w:rPr>
-              <w:t>boolean</w:t>
-            </w:r>
-            <w:proofErr w:type="spellEnd"/>
-          </w:p>
-          <w:p>
-            <w:pPr>
-              <w:spacing w:after="40"/>
-              <w:rPr>
-                <w:lang w:val="en-US"/>
-              </w:rPr>
-            </w:pPr>
-            <w:r>
-              <w:rPr>
-                <w:sz w:val="20"/>
-                <w:szCs w:val="20"/>
-                <w:lang w:val="en-US"/>
-              </w:rPr>
-              <w:t xml:space="preserve">+ </w:t>
-            </w:r>
-            <w:proofErr w:type="spellStart"/>
-            <w:proofErr w:type="gramStart"/>
-            <w:r>
-              <w:rPr>
-                <w:sz w:val="20"/>
-                <w:szCs w:val="20"/>
-                <w:lang w:val="en-US"/>
-              </w:rPr>
-              <w:t>toString</w:t>
-            </w:r>
-            <w:proofErr w:type="spellEnd"/>
-            <w:r>
-              <w:rPr>
-                <w:sz w:val="20"/>
-                <w:szCs w:val="20"/>
-                <w:lang w:val="en-US"/>
-              </w:rPr>
-              <w:t>(</w:t>
-            </w:r>
-            <w:proofErr w:type="gramEnd"/>
-            <w:r>
-              <w:rPr>
-                <w:sz w:val="20"/>
-                <w:szCs w:val="20"/>
-                <w:lang w:val="en-US"/>
-              </w:rPr>
-              <w:t>) : String</w:t>
+              <w:t>+ toString() : String</w:t>
             </w:r>
           </w:p>
         </w:tc>
       </w:tr>
       <w:tr>
-        <w:tblPrEx>
-          <w:tblCellMar>
-            <w:top w:w="0" w:type="dxa"/>
-            <w:bottom w:w="0" w:type="dxa"/>
-          </w:tblCellMar>
-        </w:tblPrEx>
         <w:trPr>
           <w:cantSplit/>
         </w:trPr>
@@ -3725,7 +2436,6 @@
             <w:pPr>
               <w:spacing w:after="40"/>
             </w:pPr>
-            <w:proofErr w:type="spellStart"/>
             <w:r>
               <w:rPr>
                 <w:sz w:val="20"/>
@@ -3733,7 +2443,6 @@
               </w:rPr>
               <w:t>MedicamentoNoEncontradoException</w:t>
             </w:r>
-            <w:proofErr w:type="spellEnd"/>
           </w:p>
         </w:tc>
         <w:tc>
@@ -3761,59 +2470,12 @@
                 <w:sz w:val="20"/>
                 <w:szCs w:val="20"/>
               </w:rPr>
-              <w:t xml:space="preserve">+ </w:t>
-            </w:r>
-            <w:proofErr w:type="spellStart"/>
-            <w:proofErr w:type="gramStart"/>
-            <w:r>
-              <w:rPr>
-                <w:sz w:val="20"/>
-                <w:szCs w:val="20"/>
-              </w:rPr>
-              <w:t>MedicamentoNoEncontradoException</w:t>
-            </w:r>
-            <w:proofErr w:type="spellEnd"/>
-            <w:r>
-              <w:rPr>
-                <w:sz w:val="20"/>
-                <w:szCs w:val="20"/>
-              </w:rPr>
-              <w:t>(</w:t>
-            </w:r>
-            <w:proofErr w:type="gramEnd"/>
-            <w:r>
-              <w:rPr>
-                <w:sz w:val="20"/>
-                <w:szCs w:val="20"/>
-              </w:rPr>
-              <w:t xml:space="preserve">detalle : </w:t>
-            </w:r>
-            <w:proofErr w:type="spellStart"/>
-            <w:r>
-              <w:rPr>
-                <w:sz w:val="20"/>
-                <w:szCs w:val="20"/>
-              </w:rPr>
-              <w:t>String</w:t>
-            </w:r>
-            <w:proofErr w:type="spellEnd"/>
-            <w:r>
-              <w:rPr>
-                <w:sz w:val="20"/>
-                <w:szCs w:val="20"/>
-              </w:rPr>
-              <w:t>)</w:t>
+              <w:t>+ MedicamentoNoEncontradoException(detalle : String)</w:t>
             </w:r>
           </w:p>
         </w:tc>
       </w:tr>
       <w:tr>
-        <w:tblPrEx>
-          <w:tblCellMar>
-            <w:top w:w="0" w:type="dxa"/>
-            <w:bottom w:w="0" w:type="dxa"/>
-          </w:tblCellMar>
-        </w:tblPrEx>
         <w:trPr>
           <w:cantSplit/>
         </w:trPr>
@@ -3837,7 +2499,6 @@
             <w:pPr>
               <w:spacing w:after="40"/>
             </w:pPr>
-            <w:proofErr w:type="spellStart"/>
             <w:r>
               <w:rPr>
                 <w:sz w:val="20"/>
@@ -3845,7 +2506,6 @@
               </w:rPr>
               <w:t>MedicamentoVencidoException</w:t>
             </w:r>
-            <w:proofErr w:type="spellEnd"/>
           </w:p>
         </w:tc>
         <w:tc>
@@ -3873,59 +2533,12 @@
                 <w:sz w:val="20"/>
                 <w:szCs w:val="20"/>
               </w:rPr>
-              <w:t xml:space="preserve">+ </w:t>
-            </w:r>
-            <w:proofErr w:type="spellStart"/>
-            <w:proofErr w:type="gramStart"/>
-            <w:r>
-              <w:rPr>
-                <w:sz w:val="20"/>
-                <w:szCs w:val="20"/>
-              </w:rPr>
-              <w:t>MedicamentoVencidoException</w:t>
-            </w:r>
-            <w:proofErr w:type="spellEnd"/>
-            <w:r>
-              <w:rPr>
-                <w:sz w:val="20"/>
-                <w:szCs w:val="20"/>
-              </w:rPr>
-              <w:t>(</w:t>
-            </w:r>
-            <w:proofErr w:type="gramEnd"/>
-            <w:r>
-              <w:rPr>
-                <w:sz w:val="20"/>
-                <w:szCs w:val="20"/>
-              </w:rPr>
-              <w:t xml:space="preserve">mensaje : </w:t>
-            </w:r>
-            <w:proofErr w:type="spellStart"/>
-            <w:r>
-              <w:rPr>
-                <w:sz w:val="20"/>
-                <w:szCs w:val="20"/>
-              </w:rPr>
-              <w:t>String</w:t>
-            </w:r>
-            <w:proofErr w:type="spellEnd"/>
-            <w:r>
-              <w:rPr>
-                <w:sz w:val="20"/>
-                <w:szCs w:val="20"/>
-              </w:rPr>
-              <w:t>)</w:t>
+              <w:t>+ MedicamentoVencidoException(mensaje : String)</w:t>
             </w:r>
           </w:p>
         </w:tc>
       </w:tr>
       <w:tr>
-        <w:tblPrEx>
-          <w:tblCellMar>
-            <w:top w:w="0" w:type="dxa"/>
-            <w:bottom w:w="0" w:type="dxa"/>
-          </w:tblCellMar>
-        </w:tblPrEx>
         <w:trPr>
           <w:cantSplit/>
         </w:trPr>
@@ -3949,7 +2562,6 @@
             <w:pPr>
               <w:spacing w:after="40"/>
             </w:pPr>
-            <w:proofErr w:type="spellStart"/>
             <w:r>
               <w:rPr>
                 <w:sz w:val="20"/>
@@ -3957,7 +2569,6 @@
               </w:rPr>
               <w:t>StockInsuficienteException</w:t>
             </w:r>
-            <w:proofErr w:type="spellEnd"/>
           </w:p>
         </w:tc>
         <w:tc>
@@ -3985,48 +2596,7 @@
                 <w:sz w:val="20"/>
                 <w:szCs w:val="20"/>
               </w:rPr>
-              <w:t xml:space="preserve">+ </w:t>
-            </w:r>
-            <w:proofErr w:type="spellStart"/>
-            <w:proofErr w:type="gramStart"/>
-            <w:r>
-              <w:rPr>
-                <w:sz w:val="20"/>
-                <w:szCs w:val="20"/>
-              </w:rPr>
-              <w:t>StockInsuficienteException</w:t>
-            </w:r>
-            <w:proofErr w:type="spellEnd"/>
-            <w:r>
-              <w:rPr>
-                <w:sz w:val="20"/>
-                <w:szCs w:val="20"/>
-              </w:rPr>
-              <w:t>(</w:t>
-            </w:r>
-            <w:proofErr w:type="gramEnd"/>
-            <w:r>
-              <w:rPr>
-                <w:sz w:val="20"/>
-                <w:szCs w:val="20"/>
-              </w:rPr>
-              <w:t xml:space="preserve">mensaje : </w:t>
-            </w:r>
-            <w:proofErr w:type="spellStart"/>
-            <w:r>
-              <w:rPr>
-                <w:sz w:val="20"/>
-                <w:szCs w:val="20"/>
-              </w:rPr>
-              <w:t>String</w:t>
-            </w:r>
-            <w:proofErr w:type="spellEnd"/>
-            <w:r>
-              <w:rPr>
-                <w:sz w:val="20"/>
-                <w:szCs w:val="20"/>
-              </w:rPr>
-              <w:t>)</w:t>
+              <w:t>+ StockInsuficienteException(mensaje : String)</w:t>
             </w:r>
           </w:p>
         </w:tc>
@@ -4050,44 +2620,12 @@
           <w:sz w:val="20"/>
           <w:szCs w:val="20"/>
         </w:rPr>
-        <w:t xml:space="preserve">los métodos de </w:t>
-      </w:r>
-      <w:proofErr w:type="spellStart"/>
-      <w:r>
-        <w:rPr>
-          <w:sz w:val="20"/>
-          <w:szCs w:val="20"/>
-        </w:rPr>
-        <w:t>Main</w:t>
-      </w:r>
-      <w:proofErr w:type="spellEnd"/>
-      <w:r>
-        <w:rPr>
-          <w:sz w:val="20"/>
-          <w:szCs w:val="20"/>
-        </w:rPr>
-        <w:t xml:space="preserve"> y los de </w:t>
-      </w:r>
-      <w:proofErr w:type="spellStart"/>
-      <w:r>
-        <w:rPr>
-          <w:sz w:val="20"/>
-          <w:szCs w:val="20"/>
-        </w:rPr>
-        <w:t>InventarioController</w:t>
-      </w:r>
-      <w:proofErr w:type="spellEnd"/>
-      <w:r>
-        <w:rPr>
-          <w:sz w:val="20"/>
-          <w:szCs w:val="20"/>
-        </w:rPr>
-        <w:t xml:space="preserve"> se resumen a nivel general; sus parámetros exactos pueden variar ligeramente respecto al código.</w:t>
+        <w:t>los métodos de Main y los de InventarioController se resumen a nivel general; sus parámetros exactos pueden variar ligeramente respecto al código.</w:t>
       </w:r>
     </w:p>
     <w:p>
       <w:pPr>
-        <w:pStyle w:val="Ttulo1"/>
+        <w:pStyle w:val="Heading1"/>
       </w:pPr>
       <w:bookmarkStart w:id="1" w:name="_Hlk243056500"/>
       <w:r>
@@ -4121,12 +2659,6 @@
         <w:gridCol w:w="1577"/>
       </w:tblGrid>
       <w:tr>
-        <w:tblPrEx>
-          <w:tblCellMar>
-            <w:top w:w="0" w:type="dxa"/>
-            <w:bottom w:w="0" w:type="dxa"/>
-          </w:tblCellMar>
-        </w:tblPrEx>
         <w:trPr>
           <w:tblHeader/>
         </w:trPr>
@@ -4292,12 +2824,6 @@
         </w:tc>
       </w:tr>
       <w:tr>
-        <w:tblPrEx>
-          <w:tblCellMar>
-            <w:top w:w="0" w:type="dxa"/>
-            <w:bottom w:w="0" w:type="dxa"/>
-          </w:tblCellMar>
-        </w:tblPrEx>
         <w:trPr>
           <w:cantSplit/>
         </w:trPr>
@@ -4321,7 +2847,6 @@
             <w:pPr>
               <w:spacing w:after="40"/>
             </w:pPr>
-            <w:proofErr w:type="spellStart"/>
             <w:r>
               <w:rPr>
                 <w:sz w:val="20"/>
@@ -4329,7 +2854,6 @@
               </w:rPr>
               <w:t>Main</w:t>
             </w:r>
-            <w:proofErr w:type="spellEnd"/>
           </w:p>
         </w:tc>
         <w:tc>
@@ -4352,21 +2876,12 @@
             <w:pPr>
               <w:spacing w:after="40"/>
             </w:pPr>
-            <w:proofErr w:type="spellStart"/>
-            <w:r>
-              <w:rPr>
-                <w:sz w:val="20"/>
-                <w:szCs w:val="20"/>
-              </w:rPr>
-              <w:t>Asoc</w:t>
-            </w:r>
-            <w:proofErr w:type="spellEnd"/>
-            <w:r>
-              <w:rPr>
-                <w:sz w:val="20"/>
-                <w:szCs w:val="20"/>
-              </w:rPr>
-              <w:t>. dirigida</w:t>
+            <w:r>
+              <w:rPr>
+                <w:sz w:val="20"/>
+                <w:szCs w:val="20"/>
+              </w:rPr>
+              <w:t>Asoc. dirigida</w:t>
             </w:r>
           </w:p>
         </w:tc>
@@ -4390,7 +2905,6 @@
             <w:pPr>
               <w:spacing w:after="40"/>
             </w:pPr>
-            <w:proofErr w:type="spellStart"/>
             <w:r>
               <w:rPr>
                 <w:sz w:val="20"/>
@@ -4398,7 +2912,6 @@
               </w:rPr>
               <w:t>InventarioController</w:t>
             </w:r>
-            <w:proofErr w:type="spellEnd"/>
           </w:p>
         </w:tc>
         <w:tc>
@@ -4450,32 +2963,17 @@
             <w:pPr>
               <w:spacing w:after="40"/>
             </w:pPr>
-            <w:proofErr w:type="spellStart"/>
-            <w:r>
-              <w:rPr>
-                <w:sz w:val="20"/>
-                <w:szCs w:val="20"/>
-              </w:rPr>
-              <w:t>Main</w:t>
-            </w:r>
-            <w:proofErr w:type="spellEnd"/>
-            <w:r>
-              <w:rPr>
-                <w:sz w:val="20"/>
-                <w:szCs w:val="20"/>
-              </w:rPr>
-              <w:t xml:space="preserve"> crea y usa el controlador, y captura sus excepciones.</w:t>
+            <w:r>
+              <w:rPr>
+                <w:sz w:val="20"/>
+                <w:szCs w:val="20"/>
+              </w:rPr>
+              <w:t>Main crea y usa el controlador, y captura sus excepciones.</w:t>
             </w:r>
           </w:p>
         </w:tc>
       </w:tr>
       <w:tr>
-        <w:tblPrEx>
-          <w:tblCellMar>
-            <w:top w:w="0" w:type="dxa"/>
-            <w:bottom w:w="0" w:type="dxa"/>
-          </w:tblCellMar>
-        </w:tblPrEx>
         <w:trPr>
           <w:cantSplit/>
         </w:trPr>
@@ -4499,7 +2997,6 @@
             <w:pPr>
               <w:spacing w:after="40"/>
             </w:pPr>
-            <w:proofErr w:type="spellStart"/>
             <w:r>
               <w:rPr>
                 <w:sz w:val="20"/>
@@ -4507,7 +3004,6 @@
               </w:rPr>
               <w:t>InventarioController</w:t>
             </w:r>
-            <w:proofErr w:type="spellEnd"/>
           </w:p>
         </w:tc>
         <w:tc>
@@ -4593,23 +3089,7 @@
                 <w:sz w:val="20"/>
                 <w:szCs w:val="20"/>
               </w:rPr>
-              <w:t xml:space="preserve">1 a </w:t>
-            </w:r>
-            <w:proofErr w:type="gramStart"/>
-            <w:r>
-              <w:rPr>
-                <w:sz w:val="20"/>
-                <w:szCs w:val="20"/>
-              </w:rPr>
-              <w:t>0..</w:t>
-            </w:r>
-            <w:proofErr w:type="gramEnd"/>
-            <w:r>
-              <w:rPr>
-                <w:sz w:val="20"/>
-                <w:szCs w:val="20"/>
-              </w:rPr>
-              <w:t>*</w:t>
+              <w:t>1 a 0..*</w:t>
             </w:r>
           </w:p>
         </w:tc>
@@ -4644,12 +3124,6 @@
         </w:tc>
       </w:tr>
       <w:tr>
-        <w:tblPrEx>
-          <w:tblCellMar>
-            <w:top w:w="0" w:type="dxa"/>
-            <w:bottom w:w="0" w:type="dxa"/>
-          </w:tblCellMar>
-        </w:tblPrEx>
         <w:trPr>
           <w:cantSplit/>
         </w:trPr>
@@ -4673,7 +3147,6 @@
             <w:pPr>
               <w:spacing w:after="40"/>
             </w:pPr>
-            <w:proofErr w:type="spellStart"/>
             <w:r>
               <w:rPr>
                 <w:sz w:val="20"/>
@@ -4681,7 +3154,6 @@
               </w:rPr>
               <w:t>InventarioController</w:t>
             </w:r>
-            <w:proofErr w:type="spellEnd"/>
           </w:p>
         </w:tc>
         <w:tc>
@@ -4733,7 +3205,6 @@
             <w:pPr>
               <w:spacing w:after="40"/>
             </w:pPr>
-            <w:proofErr w:type="spellStart"/>
             <w:r>
               <w:rPr>
                 <w:sz w:val="20"/>
@@ -4741,7 +3212,6 @@
               </w:rPr>
               <w:t>MedicamentoNoEncontradoException</w:t>
             </w:r>
-            <w:proofErr w:type="spellEnd"/>
           </w:p>
         </w:tc>
         <w:tc>
@@ -4804,12 +3274,6 @@
         </w:tc>
       </w:tr>
       <w:tr>
-        <w:tblPrEx>
-          <w:tblCellMar>
-            <w:top w:w="0" w:type="dxa"/>
-            <w:bottom w:w="0" w:type="dxa"/>
-          </w:tblCellMar>
-        </w:tblPrEx>
         <w:trPr>
           <w:cantSplit/>
         </w:trPr>
@@ -4833,7 +3297,6 @@
             <w:pPr>
               <w:spacing w:after="40"/>
             </w:pPr>
-            <w:proofErr w:type="spellStart"/>
             <w:r>
               <w:rPr>
                 <w:sz w:val="20"/>
@@ -4841,7 +3304,6 @@
               </w:rPr>
               <w:t>InventarioController</w:t>
             </w:r>
-            <w:proofErr w:type="spellEnd"/>
           </w:p>
         </w:tc>
         <w:tc>
@@ -4893,7 +3355,6 @@
             <w:pPr>
               <w:spacing w:after="40"/>
             </w:pPr>
-            <w:proofErr w:type="spellStart"/>
             <w:r>
               <w:rPr>
                 <w:sz w:val="20"/>
@@ -4901,7 +3362,6 @@
               </w:rPr>
               <w:t>MedicamentoVencidoException</w:t>
             </w:r>
-            <w:proofErr w:type="spellEnd"/>
           </w:p>
         </w:tc>
         <w:tc>
@@ -4964,12 +3424,6 @@
         </w:tc>
       </w:tr>
       <w:tr>
-        <w:tblPrEx>
-          <w:tblCellMar>
-            <w:top w:w="0" w:type="dxa"/>
-            <w:bottom w:w="0" w:type="dxa"/>
-          </w:tblCellMar>
-        </w:tblPrEx>
         <w:trPr>
           <w:cantSplit/>
         </w:trPr>
@@ -4993,7 +3447,6 @@
             <w:pPr>
               <w:spacing w:after="40"/>
             </w:pPr>
-            <w:proofErr w:type="spellStart"/>
             <w:r>
               <w:rPr>
                 <w:sz w:val="20"/>
@@ -5001,7 +3454,6 @@
               </w:rPr>
               <w:t>InventarioController</w:t>
             </w:r>
-            <w:proofErr w:type="spellEnd"/>
           </w:p>
         </w:tc>
         <w:tc>
@@ -5053,7 +3505,6 @@
             <w:pPr>
               <w:spacing w:after="40"/>
             </w:pPr>
-            <w:proofErr w:type="spellStart"/>
             <w:r>
               <w:rPr>
                 <w:sz w:val="20"/>
@@ -5061,7 +3512,6 @@
               </w:rPr>
               <w:t>StockInsuficienteException</w:t>
             </w:r>
-            <w:proofErr w:type="spellEnd"/>
           </w:p>
         </w:tc>
         <w:tc>
@@ -5124,12 +3574,6 @@
         </w:tc>
       </w:tr>
       <w:tr>
-        <w:tblPrEx>
-          <w:tblCellMar>
-            <w:top w:w="0" w:type="dxa"/>
-            <w:bottom w:w="0" w:type="dxa"/>
-          </w:tblCellMar>
-        </w:tblPrEx>
         <w:trPr>
           <w:cantSplit/>
         </w:trPr>
@@ -5153,7 +3597,6 @@
             <w:pPr>
               <w:spacing w:after="40"/>
             </w:pPr>
-            <w:proofErr w:type="spellStart"/>
             <w:r>
               <w:rPr>
                 <w:sz w:val="20"/>
@@ -5161,7 +3604,6 @@
               </w:rPr>
               <w:t>MedicamentoNoEncontradoException</w:t>
             </w:r>
-            <w:proofErr w:type="spellEnd"/>
           </w:p>
         </w:tc>
         <w:tc>
@@ -5213,7 +3655,6 @@
             <w:pPr>
               <w:spacing w:after="40"/>
             </w:pPr>
-            <w:proofErr w:type="spellStart"/>
             <w:r>
               <w:rPr>
                 <w:sz w:val="20"/>
@@ -5221,7 +3662,6 @@
               </w:rPr>
               <w:t>Exception</w:t>
             </w:r>
-            <w:proofErr w:type="spellEnd"/>
           </w:p>
         </w:tc>
         <w:tc>
@@ -5284,12 +3724,6 @@
         </w:tc>
       </w:tr>
       <w:tr>
-        <w:tblPrEx>
-          <w:tblCellMar>
-            <w:top w:w="0" w:type="dxa"/>
-            <w:bottom w:w="0" w:type="dxa"/>
-          </w:tblCellMar>
-        </w:tblPrEx>
         <w:trPr>
           <w:cantSplit/>
         </w:trPr>
@@ -5313,7 +3747,6 @@
             <w:pPr>
               <w:spacing w:after="40"/>
             </w:pPr>
-            <w:proofErr w:type="spellStart"/>
             <w:r>
               <w:rPr>
                 <w:sz w:val="20"/>
@@ -5321,7 +3754,6 @@
               </w:rPr>
               <w:t>MedicamentoVencidoException</w:t>
             </w:r>
-            <w:proofErr w:type="spellEnd"/>
           </w:p>
         </w:tc>
         <w:tc>
@@ -5373,7 +3805,6 @@
             <w:pPr>
               <w:spacing w:after="40"/>
             </w:pPr>
-            <w:proofErr w:type="spellStart"/>
             <w:r>
               <w:rPr>
                 <w:sz w:val="20"/>
@@ -5381,7 +3812,6 @@
               </w:rPr>
               <w:t>Exception</w:t>
             </w:r>
-            <w:proofErr w:type="spellEnd"/>
           </w:p>
         </w:tc>
         <w:tc>
@@ -5444,12 +3874,6 @@
         </w:tc>
       </w:tr>
       <w:tr>
-        <w:tblPrEx>
-          <w:tblCellMar>
-            <w:top w:w="0" w:type="dxa"/>
-            <w:bottom w:w="0" w:type="dxa"/>
-          </w:tblCellMar>
-        </w:tblPrEx>
         <w:trPr>
           <w:cantSplit/>
         </w:trPr>
@@ -5473,7 +3897,6 @@
             <w:pPr>
               <w:spacing w:after="40"/>
             </w:pPr>
-            <w:proofErr w:type="spellStart"/>
             <w:r>
               <w:rPr>
                 <w:sz w:val="20"/>
@@ -5481,7 +3904,6 @@
               </w:rPr>
               <w:t>StockInsuficienteException</w:t>
             </w:r>
-            <w:proofErr w:type="spellEnd"/>
           </w:p>
         </w:tc>
         <w:tc>
@@ -5533,7 +3955,6 @@
             <w:pPr>
               <w:spacing w:after="40"/>
             </w:pPr>
-            <w:proofErr w:type="spellStart"/>
             <w:r>
               <w:rPr>
                 <w:sz w:val="20"/>
@@ -5541,7 +3962,6 @@
               </w:rPr>
               <w:t>Exception</w:t>
             </w:r>
-            <w:proofErr w:type="spellEnd"/>
           </w:p>
         </w:tc>
         <w:tc>
@@ -5621,7 +4041,7 @@
     </w:p>
     <w:p>
       <w:pPr>
-        <w:pStyle w:val="Ttulo1"/>
+        <w:pStyle w:val="Heading1"/>
       </w:pPr>
       <w:bookmarkStart w:id="2" w:name="_Hlk243056671"/>
       <w:bookmarkEnd w:id="1"/>
@@ -5685,6 +4105,58 @@
         <w:jc w:val="center"/>
       </w:pPr>
     </w:p>
+    <w:p>
+      <w:pPr>
+        <w:jc w:val="center"/>
+      </w:pPr>
+    </w:p>
+    <w:p>
+      <w:pPr>
+        <w:pStyle w:val="Heading1"/>
+        <w:rPr>
+          <w:lang w:val="es-ES"/>
+        </w:rPr>
+      </w:pPr>
+      <w:r>
+        <w:rPr>
+          <w:lang w:val="es-ES"/>
+        </w:rPr>
+        <w:lastRenderedPageBreak/>
+        <w:t>https://github.com/AnabelGalindo/FARMACIA/</w:t>
+      </w:r>
+      <w:r>
+        <w:rPr>
+          <w:lang w:val="es-ES"/>
+        </w:rPr>
+        <w:br/>
+      </w:r>
+      <w:r>
+        <w:rPr>
+          <w:lang w:val="es-ES"/>
+        </w:rPr>
+        <w:br/>
+      </w:r>
+      <w:r>
+        <w:rPr>
+          <w:lang w:val="es-ES"/>
+        </w:rPr>
+        <w:br/>
+      </w:r>
+    </w:p>
+    <w:p>
+      <w:pPr>
+        <w:tabs>
+          <w:tab w:val="left" w:pos="4995"/>
+        </w:tabs>
+      </w:pPr>
+      <w:r>
+        <w:tab/>
+      </w:r>
+    </w:p>
+    <w:p/>
+    <w:p/>
+    <w:p/>
+    <w:p/>
     <w:sectPr>
       <w:pgSz w:w="16838" w:h="11906" w:orient="landscape"/>
       <w:pgMar w:top="1134" w:right="1134" w:bottom="1134" w:left="1134" w:header="708" w:footer="708" w:gutter="0"/>
@@ -5696,7 +4168,7 @@
 </file>
 
 <file path=word/numbering.xml><?xml version="1.0" encoding="utf-8"?>
-<w:numbering xmlns:wpc="http://schemas.microsoft.com/office/word/2010/wordprocessingCanvas" xmlns:cx="http://schemas.microsoft.com/office/drawing/2014/chartex" xmlns:cx1="http://schemas.microsoft.com/office/drawing/2015/9/8/chartex" xmlns:cx2="http://schemas.microsoft.com/office/drawing/2015/10/21/chartex" xmlns:cx3="http://schemas.microsoft.com/office/drawing/2016/5/9/chartex" xmlns:cx4="http://schemas.microsoft.com/office/drawing/2016/5/10/chartex" xmlns:cx5="http://schemas.microsoft.com/office/drawing/2016/5/11/chartex" xmlns:cx6="http://schemas.microsoft.com/office/drawing/2016/5/12/chartex" xmlns:cx7="http://schemas.microsoft.com/office/drawing/2016/5/13/chartex" xmlns:cx8="http://schemas.microsoft.com/office/drawing/2016/5/14/chartex" xmlns:mc="http://schemas.openxmlformats.org/markup-compatibility/2006" xmlns:aink="http://schemas.microsoft.com/office/drawing/2016/ink" xmlns:am3d="http://schemas.microsoft.com/office/drawing/2017/model3d" xmlns:o="urn:schemas-microsoft-com:office:office" xmlns:oel="http://schemas.microsoft.com/office/2019/extlst" xmlns:r="http://schemas.openxmlformats.org/officeDocument/2006/relationships" xmlns:m="http://schemas.openxmlformats.org/officeDocument/2006/math" xmlns:v="urn:schemas-microsoft-com:vml" xmlns:wp14="http://schemas.microsoft.com/office/word/2010/wordprocessingDrawing" xmlns:wp="http://schemas.openxmlformats.org/drawingml/2006/wordprocessingDrawing" xmlns:w10="urn:schemas-microsoft-com:office:word" xmlns:w="http://schemas.openxmlformats.org/wordprocessingml/2006/main" xmlns:w14="http://schemas.microsoft.com/office/word/2010/wordml" xmlns:w15="http://schemas.microsoft.com/office/word/2012/wordml" xmlns:w16cex="http://schemas.microsoft.com/office/word/2018/wordml/cex" xmlns:w16cid="http://schemas.microsoft.com/office/word/2016/wordml/cid" xmlns:w16="http://schemas.microsoft.com/office/word/2018/wordml" xmlns:w16sdtdh="http://schemas.microsoft.com/office/word/2020/wordml/sdtdatahash" xmlns:w16se="http://schemas.microsoft.com/office/word/2015/wordml/symex" xmlns:wpg="http://schemas.microsoft.com/office/word/2010/wordprocessingGroup" xmlns:wpi="http://schemas.microsoft.com/office/word/2010/wordprocessingInk" xmlns:wne="http://schemas.microsoft.com/office/word/2006/wordml" xmlns:wps="http://schemas.microsoft.com/office/word/2010/wordprocessingShape" mc:Ignorable="w14 w15 w16se w16cid w16 w16cex w16sdtdh wp14">
+<w:numbering xmlns:wpc="http://schemas.microsoft.com/office/word/2010/wordprocessingCanvas" xmlns:cx="http://schemas.microsoft.com/office/drawing/2014/chartex" xmlns:cx1="http://schemas.microsoft.com/office/drawing/2015/9/8/chartex" xmlns:cx2="http://schemas.microsoft.com/office/drawing/2015/10/21/chartex" xmlns:cx3="http://schemas.microsoft.com/office/drawing/2016/5/9/chartex" xmlns:cx4="http://schemas.microsoft.com/office/drawing/2016/5/10/chartex" xmlns:cx5="http://schemas.microsoft.com/office/drawing/2016/5/11/chartex" xmlns:cx6="http://schemas.microsoft.com/office/drawing/2016/5/12/chartex" xmlns:cx7="http://schemas.microsoft.com/office/drawing/2016/5/13/chartex" xmlns:cx8="http://schemas.microsoft.com/office/drawing/2016/5/14/chartex" xmlns:mc="http://schemas.openxmlformats.org/markup-compatibility/2006" xmlns:aink="http://schemas.microsoft.com/office/drawing/2016/ink" xmlns:am3d="http://schemas.microsoft.com/office/drawing/2017/model3d" xmlns:o="urn:schemas-microsoft-com:office:office" xmlns:oel="http://schemas.microsoft.com/office/2019/extlst" xmlns:r="http://schemas.openxmlformats.org/officeDocument/2006/relationships" xmlns:m="http://schemas.openxmlformats.org/officeDocument/2006/math" xmlns:v="urn:schemas-microsoft-com:vml" xmlns:wp14="http://schemas.microsoft.com/office/word/2010/wordprocessingDrawing" xmlns:wp="http://schemas.openxmlformats.org/drawingml/2006/wordprocessingDrawing" xmlns:w10="urn:schemas-microsoft-com:office:word" xmlns:w="http://schemas.openxmlformats.org/wordprocessingml/2006/main" xmlns:w14="http://schemas.microsoft.com/office/word/2010/wordml" xmlns:w15="http://schemas.microsoft.com/office/word/2012/wordml" xmlns:w16cex="http://schemas.microsoft.com/office/word/2018/wordml/cex" xmlns:w16cid="http://schemas.microsoft.com/office/word/2016/wordml/cid" xmlns:w16="http://schemas.microsoft.com/office/word/2018/wordml" xmlns:w16du="http://schemas.microsoft.com/office/word/2023/wordml/word16du" xmlns:w16sdtdh="http://schemas.microsoft.com/office/word/2020/wordml/sdtdatahash" xmlns:w16sdtfl="http://schemas.microsoft.com/office/word/2024/wordml/sdtformatlock" xmlns:w16se="http://schemas.microsoft.com/office/word/2015/wordml/symex" xmlns:wpg="http://schemas.microsoft.com/office/word/2010/wordprocessingGroup" xmlns:wpi="http://schemas.microsoft.com/office/word/2010/wordprocessingInk" xmlns:wne="http://schemas.microsoft.com/office/word/2006/wordml" xmlns:wps="http://schemas.microsoft.com/office/word/2010/wordprocessingShape" mc:Ignorable="w14 w15 w16se w16cid w16 w16cex w16sdtdh w16sdtfl w16du wp14">
   <w:abstractNum w:abstractNumId="0" w15:restartNumberingAfterBreak="0">
     <w:nsid w:val="367852E7"/>
     <w:multiLevelType w:val="hybridMultilevel"/>
@@ -5853,7 +4325,7 @@
 </file>
 
 <file path=word/styles.xml><?xml version="1.0" encoding="utf-8"?>
-<w:styles xmlns:mc="http://schemas.openxmlformats.org/markup-compatibility/2006" xmlns:r="http://schemas.openxmlformats.org/officeDocument/2006/relationships" xmlns:w="http://schemas.openxmlformats.org/wordprocessingml/2006/main" xmlns:w14="http://schemas.microsoft.com/office/word/2010/wordml" xmlns:w15="http://schemas.microsoft.com/office/word/2012/wordml" xmlns:w16cex="http://schemas.microsoft.com/office/word/2018/wordml/cex" xmlns:w16cid="http://schemas.microsoft.com/office/word/2016/wordml/cid" xmlns:w16="http://schemas.microsoft.com/office/word/2018/wordml" xmlns:w16sdtdh="http://schemas.microsoft.com/office/word/2020/wordml/sdtdatahash" xmlns:w16se="http://schemas.microsoft.com/office/word/2015/wordml/symex" mc:Ignorable="w14 w15 w16se w16cid w16 w16cex w16sdtdh">
+<w:styles xmlns:mc="http://schemas.openxmlformats.org/markup-compatibility/2006" xmlns:r="http://schemas.openxmlformats.org/officeDocument/2006/relationships" xmlns:w="http://schemas.openxmlformats.org/wordprocessingml/2006/main" xmlns:w14="http://schemas.microsoft.com/office/word/2010/wordml" xmlns:w15="http://schemas.microsoft.com/office/word/2012/wordml" xmlns:w16cex="http://schemas.microsoft.com/office/word/2018/wordml/cex" xmlns:w16cid="http://schemas.microsoft.com/office/word/2016/wordml/cid" xmlns:w16="http://schemas.microsoft.com/office/word/2018/wordml" xmlns:w16du="http://schemas.microsoft.com/office/word/2023/wordml/word16du" xmlns:w16sdtdh="http://schemas.microsoft.com/office/word/2020/wordml/sdtdatahash" xmlns:w16sdtfl="http://schemas.microsoft.com/office/word/2024/wordml/sdtformatlock" xmlns:w16se="http://schemas.microsoft.com/office/word/2015/wordml/symex" mc:Ignorable="w14 w15 w16se w16cid w16 w16cex w16sdtdh w16sdtfl w16du">
   <w:docDefaults>
     <w:rPrDefault>
       <w:rPr>
@@ -6247,8 +4719,9 @@
     <w:name w:val="Normal"/>
     <w:qFormat/>
   </w:style>
-  <w:style w:type="paragraph" w:styleId="Ttulo1">
+  <w:style w:type="paragraph" w:styleId="Heading1">
     <w:name w:val="heading 1"/>
+    <w:link w:val="Heading1Char"/>
     <w:uiPriority w:val="9"/>
     <w:qFormat/>
     <w:pPr>
@@ -6264,7 +4737,7 @@
       <w:szCs w:val="28"/>
     </w:rPr>
   </w:style>
-  <w:style w:type="paragraph" w:styleId="Ttulo2">
+  <w:style w:type="paragraph" w:styleId="Heading2">
     <w:name w:val="heading 2"/>
     <w:uiPriority w:val="9"/>
     <w:semiHidden/>
@@ -6279,7 +4752,7 @@
       <w:szCs w:val="26"/>
     </w:rPr>
   </w:style>
-  <w:style w:type="paragraph" w:styleId="Ttulo3">
+  <w:style w:type="paragraph" w:styleId="Heading3">
     <w:name w:val="heading 3"/>
     <w:uiPriority w:val="9"/>
     <w:semiHidden/>
@@ -6294,7 +4767,7 @@
       <w:szCs w:val="24"/>
     </w:rPr>
   </w:style>
-  <w:style w:type="paragraph" w:styleId="Ttulo4">
+  <w:style w:type="paragraph" w:styleId="Heading4">
     <w:name w:val="heading 4"/>
     <w:uiPriority w:val="9"/>
     <w:semiHidden/>
@@ -6309,7 +4782,7 @@
       <w:color w:val="2E74B5"/>
     </w:rPr>
   </w:style>
-  <w:style w:type="paragraph" w:styleId="Ttulo5">
+  <w:style w:type="paragraph" w:styleId="Heading5">
     <w:name w:val="heading 5"/>
     <w:uiPriority w:val="9"/>
     <w:semiHidden/>
@@ -6322,7 +4795,7 @@
       <w:color w:val="2E74B5"/>
     </w:rPr>
   </w:style>
-  <w:style w:type="paragraph" w:styleId="Ttulo6">
+  <w:style w:type="paragraph" w:styleId="Heading6">
     <w:name w:val="heading 6"/>
     <w:uiPriority w:val="9"/>
     <w:semiHidden/>
@@ -6335,13 +4808,13 @@
       <w:color w:val="1F4D78"/>
     </w:rPr>
   </w:style>
-  <w:style w:type="character" w:default="1" w:styleId="Fuentedeprrafopredeter">
+  <w:style w:type="character" w:default="1" w:styleId="DefaultParagraphFont">
     <w:name w:val="Default Paragraph Font"/>
     <w:uiPriority w:val="1"/>
     <w:semiHidden/>
     <w:unhideWhenUsed/>
   </w:style>
-  <w:style w:type="table" w:default="1" w:styleId="Tablanormal">
+  <w:style w:type="table" w:default="1" w:styleId="TableNormal">
     <w:name w:val="Normal Table"/>
     <w:uiPriority w:val="99"/>
     <w:semiHidden/>
@@ -6356,13 +4829,13 @@
       </w:tblCellMar>
     </w:tblPr>
   </w:style>
-  <w:style w:type="numbering" w:default="1" w:styleId="Sinlista">
+  <w:style w:type="numbering" w:default="1" w:styleId="NoList">
     <w:name w:val="No List"/>
     <w:uiPriority w:val="99"/>
     <w:semiHidden/>
     <w:unhideWhenUsed/>
   </w:style>
-  <w:style w:type="paragraph" w:styleId="Ttulo">
+  <w:style w:type="paragraph" w:styleId="Title">
     <w:name w:val="Title"/>
     <w:uiPriority w:val="10"/>
     <w:qFormat/>
@@ -6379,11 +4852,11 @@
       <w:bCs/>
     </w:rPr>
   </w:style>
-  <w:style w:type="paragraph" w:styleId="Prrafodelista">
+  <w:style w:type="paragraph" w:styleId="ListParagraph">
     <w:name w:val="List Paragraph"/>
     <w:qFormat/>
   </w:style>
-  <w:style w:type="character" w:styleId="Hipervnculo">
+  <w:style w:type="character" w:styleId="Hyperlink">
     <w:name w:val="Hyperlink"/>
     <w:uiPriority w:val="99"/>
     <w:unhideWhenUsed/>
@@ -6392,7 +4865,7 @@
       <w:u w:val="single"/>
     </w:rPr>
   </w:style>
-  <w:style w:type="character" w:styleId="Refdenotaalpie">
+  <w:style w:type="character" w:styleId="FootnoteReference">
     <w:name w:val="footnote reference"/>
     <w:uiPriority w:val="99"/>
     <w:semiHidden/>
@@ -6401,9 +4874,9 @@
       <w:vertAlign w:val="superscript"/>
     </w:rPr>
   </w:style>
-  <w:style w:type="paragraph" w:styleId="Textonotapie">
+  <w:style w:type="paragraph" w:styleId="FootnoteText">
     <w:name w:val="footnote text"/>
-    <w:link w:val="TextonotapieCar"/>
+    <w:link w:val="FootnoteTextChar"/>
     <w:uiPriority w:val="99"/>
     <w:semiHidden/>
     <w:unhideWhenUsed/>
@@ -6412,9 +4885,9 @@
       <w:szCs w:val="20"/>
     </w:rPr>
   </w:style>
-  <w:style w:type="character" w:customStyle="1" w:styleId="TextonotapieCar">
-    <w:name w:val="Texto nota pie Car"/>
-    <w:link w:val="Textonotapie"/>
+  <w:style w:type="character" w:customStyle="1" w:styleId="FootnoteTextChar">
+    <w:name w:val="Footnote Text Char"/>
+    <w:link w:val="FootnoteText"/>
     <w:uiPriority w:val="99"/>
     <w:semiHidden/>
     <w:unhideWhenUsed/>
@@ -6423,7 +4896,7 @@
       <w:szCs w:val="20"/>
     </w:rPr>
   </w:style>
-  <w:style w:type="character" w:styleId="Refdenotaalfinal">
+  <w:style w:type="character" w:styleId="EndnoteReference">
     <w:name w:val="endnote reference"/>
     <w:uiPriority w:val="99"/>
     <w:semiHidden/>
@@ -6432,9 +4905,9 @@
       <w:vertAlign w:val="superscript"/>
     </w:rPr>
   </w:style>
-  <w:style w:type="paragraph" w:styleId="Textonotaalfinal">
+  <w:style w:type="paragraph" w:styleId="EndnoteText">
     <w:name w:val="endnote text"/>
-    <w:link w:val="TextonotaalfinalCar"/>
+    <w:link w:val="EndnoteTextChar"/>
     <w:uiPriority w:val="99"/>
     <w:semiHidden/>
     <w:unhideWhenUsed/>
@@ -6443,15 +4916,29 @@
       <w:szCs w:val="20"/>
     </w:rPr>
   </w:style>
-  <w:style w:type="character" w:customStyle="1" w:styleId="TextonotaalfinalCar">
-    <w:name w:val="Texto nota al final Car"/>
-    <w:link w:val="Textonotaalfinal"/>
+  <w:style w:type="character" w:customStyle="1" w:styleId="EndnoteTextChar">
+    <w:name w:val="Endnote Text Char"/>
+    <w:link w:val="EndnoteText"/>
     <w:uiPriority w:val="99"/>
     <w:semiHidden/>
     <w:unhideWhenUsed/>
     <w:rPr>
       <w:sz w:val="20"/>
       <w:szCs w:val="20"/>
+    </w:rPr>
+  </w:style>
+  <w:style w:type="character" w:customStyle="1" w:styleId="Heading1Char">
+    <w:name w:val="Heading 1 Char"/>
+    <w:basedOn w:val="DefaultParagraphFont"/>
+    <w:link w:val="Heading1"/>
+    <w:uiPriority w:val="9"/>
+    <w:rsid w:val="00AB7084"/>
+    <w:rPr>
+      <w:b/>
+      <w:bCs/>
+      <w:color w:val="2F5D8A"/>
+      <w:sz w:val="28"/>
+      <w:szCs w:val="28"/>
     </w:rPr>
   </w:style>
 </w:styles>
